--- a/Documentation/Architecture/uml/Timaflu Use Case Beschrijvingen.docx
+++ b/Documentation/Architecture/uml/Timaflu Use Case Beschrijvingen.docx
@@ -5,28 +5,1450 @@
     <w:p>
       <w:pPr>
         <w:pStyle w:val="Heading1"/>
-      </w:pPr>
-      <w:proofErr w:type="spellStart"/>
-      <w:r>
-        <w:t>Timaflu</w:t>
-      </w:r>
-      <w:proofErr w:type="spellEnd"/>
-      <w:r>
-        <w:t xml:space="preserve"> – Use Case Descriptions</w:t>
-      </w:r>
-    </w:p>
-    <w:p>
-      <w:r>
-        <w:t>Oct 27, 2026 · @Lars</w:t>
+        <w:rPr>
+          <w:b w:val="0"/>
+        </w:rPr>
+      </w:pPr>
+      <w:bookmarkStart w:id="0" w:name="_Toc244204490"/>
+      <w:r>
+        <w:t>Timaflu – Use Case Descriptions</w:t>
+      </w:r>
+      <w:bookmarkEnd w:id="0"/>
+    </w:p>
+    <w:sdt>
+      <w:sdtPr>
+        <w:rPr>
+          <w:lang w:val="en-GB"/>
+        </w:rPr>
+        <w:id w:val="-1922474216"/>
+        <w:docPartObj>
+          <w:docPartGallery w:val="Table of Contents"/>
+          <w:docPartUnique/>
+        </w:docPartObj>
+      </w:sdtPr>
+      <w:sdtEndPr>
+        <w:rPr>
+          <w:rFonts w:ascii="Calibri" w:eastAsia="Calibri" w:hAnsi="Calibri" w:cs="Calibri"/>
+          <w:b/>
+          <w:bCs/>
+          <w:color w:val="auto"/>
+          <w:sz w:val="22"/>
+          <w:szCs w:val="22"/>
+        </w:rPr>
+      </w:sdtEndPr>
+      <w:sdtContent>
+        <w:p>
+          <w:pPr>
+            <w:pStyle w:val="TOCHeading"/>
+          </w:pPr>
+          <w:r>
+            <w:rPr>
+              <w:lang w:val="en-GB"/>
+            </w:rPr>
+            <w:t>Contents</w:t>
+          </w:r>
+        </w:p>
+        <w:p>
+          <w:pPr>
+            <w:pStyle w:val="TOC1"/>
+            <w:tabs>
+              <w:tab w:val="right" w:leader="dot" w:pos="9350"/>
+            </w:tabs>
+            <w:rPr>
+              <w:noProof/>
+            </w:rPr>
+          </w:pPr>
+          <w:r>
+            <w:fldChar w:fldCharType="begin"/>
+          </w:r>
+          <w:r>
+            <w:instrText xml:space="preserve"> TOC \o "1-3" \h \z \u </w:instrText>
+          </w:r>
+          <w:r>
+            <w:fldChar w:fldCharType="separate"/>
+          </w:r>
+          <w:hyperlink w:anchor="_Toc244204490" w:history="1">
+            <w:r>
+              <w:rPr>
+                <w:rStyle w:val="Hyperlink"/>
+                <w:noProof/>
+              </w:rPr>
+              <w:t>Timaflu – Use Case Descriptions</w:t>
+            </w:r>
+            <w:r>
+              <w:rPr>
+                <w:noProof/>
+                <w:webHidden/>
+              </w:rPr>
+              <w:tab/>
+            </w:r>
+            <w:r>
+              <w:rPr>
+                <w:noProof/>
+                <w:webHidden/>
+              </w:rPr>
+              <w:fldChar w:fldCharType="begin"/>
+            </w:r>
+            <w:r>
+              <w:rPr>
+                <w:noProof/>
+                <w:webHidden/>
+              </w:rPr>
+              <w:instrText xml:space="preserve"> PAGEREF _Toc244204490 \h </w:instrText>
+            </w:r>
+            <w:r>
+              <w:rPr>
+                <w:noProof/>
+                <w:webHidden/>
+              </w:rPr>
+            </w:r>
+            <w:r>
+              <w:rPr>
+                <w:noProof/>
+                <w:webHidden/>
+              </w:rPr>
+              <w:fldChar w:fldCharType="separate"/>
+            </w:r>
+            <w:r>
+              <w:rPr>
+                <w:noProof/>
+                <w:webHidden/>
+              </w:rPr>
+              <w:t>1</w:t>
+            </w:r>
+            <w:r>
+              <w:rPr>
+                <w:noProof/>
+                <w:webHidden/>
+              </w:rPr>
+              <w:fldChar w:fldCharType="end"/>
+            </w:r>
+          </w:hyperlink>
+        </w:p>
+        <w:p>
+          <w:pPr>
+            <w:pStyle w:val="TOC2"/>
+            <w:tabs>
+              <w:tab w:val="right" w:leader="dot" w:pos="9350"/>
+            </w:tabs>
+            <w:rPr>
+              <w:noProof/>
+            </w:rPr>
+          </w:pPr>
+          <w:hyperlink w:anchor="_Toc244204491" w:history="1">
+            <w:r>
+              <w:rPr>
+                <w:rStyle w:val="Hyperlink"/>
+                <w:noProof/>
+              </w:rPr>
+              <w:t>UC01 Manage manufacturer data</w:t>
+            </w:r>
+            <w:r>
+              <w:rPr>
+                <w:noProof/>
+                <w:webHidden/>
+              </w:rPr>
+              <w:tab/>
+            </w:r>
+            <w:r>
+              <w:rPr>
+                <w:noProof/>
+                <w:webHidden/>
+              </w:rPr>
+              <w:fldChar w:fldCharType="begin"/>
+            </w:r>
+            <w:r>
+              <w:rPr>
+                <w:noProof/>
+                <w:webHidden/>
+              </w:rPr>
+              <w:instrText xml:space="preserve"> PAGEREF _Toc244204491 \h </w:instrText>
+            </w:r>
+            <w:r>
+              <w:rPr>
+                <w:noProof/>
+                <w:webHidden/>
+              </w:rPr>
+            </w:r>
+            <w:r>
+              <w:rPr>
+                <w:noProof/>
+                <w:webHidden/>
+              </w:rPr>
+              <w:fldChar w:fldCharType="separate"/>
+            </w:r>
+            <w:r>
+              <w:rPr>
+                <w:noProof/>
+                <w:webHidden/>
+              </w:rPr>
+              <w:t>2</w:t>
+            </w:r>
+            <w:r>
+              <w:rPr>
+                <w:noProof/>
+                <w:webHidden/>
+              </w:rPr>
+              <w:fldChar w:fldCharType="end"/>
+            </w:r>
+          </w:hyperlink>
+        </w:p>
+        <w:p>
+          <w:pPr>
+            <w:pStyle w:val="TOC2"/>
+            <w:tabs>
+              <w:tab w:val="right" w:leader="dot" w:pos="9350"/>
+            </w:tabs>
+            <w:rPr>
+              <w:noProof/>
+            </w:rPr>
+          </w:pPr>
+          <w:hyperlink w:anchor="_Toc244204492" w:history="1">
+            <w:r>
+              <w:rPr>
+                <w:rStyle w:val="Hyperlink"/>
+                <w:noProof/>
+              </w:rPr>
+              <w:t>UC02 Reorder products</w:t>
+            </w:r>
+            <w:r>
+              <w:rPr>
+                <w:noProof/>
+                <w:webHidden/>
+              </w:rPr>
+              <w:tab/>
+            </w:r>
+            <w:r>
+              <w:rPr>
+                <w:noProof/>
+                <w:webHidden/>
+              </w:rPr>
+              <w:fldChar w:fldCharType="begin"/>
+            </w:r>
+            <w:r>
+              <w:rPr>
+                <w:noProof/>
+                <w:webHidden/>
+              </w:rPr>
+              <w:instrText xml:space="preserve"> PAGEREF _Toc244204492 \h </w:instrText>
+            </w:r>
+            <w:r>
+              <w:rPr>
+                <w:noProof/>
+                <w:webHidden/>
+              </w:rPr>
+            </w:r>
+            <w:r>
+              <w:rPr>
+                <w:noProof/>
+                <w:webHidden/>
+              </w:rPr>
+              <w:fldChar w:fldCharType="separate"/>
+            </w:r>
+            <w:r>
+              <w:rPr>
+                <w:noProof/>
+                <w:webHidden/>
+              </w:rPr>
+              <w:t>2</w:t>
+            </w:r>
+            <w:r>
+              <w:rPr>
+                <w:noProof/>
+                <w:webHidden/>
+              </w:rPr>
+              <w:fldChar w:fldCharType="end"/>
+            </w:r>
+          </w:hyperlink>
+        </w:p>
+        <w:p>
+          <w:pPr>
+            <w:pStyle w:val="TOC2"/>
+            <w:tabs>
+              <w:tab w:val="right" w:leader="dot" w:pos="9350"/>
+            </w:tabs>
+            <w:rPr>
+              <w:noProof/>
+            </w:rPr>
+          </w:pPr>
+          <w:hyperlink w:anchor="_Toc244204493" w:history="1">
+            <w:r>
+              <w:rPr>
+                <w:rStyle w:val="Hyperlink"/>
+                <w:noProof/>
+              </w:rPr>
+              <w:t>UC03 View minimum stock</w:t>
+            </w:r>
+            <w:r>
+              <w:rPr>
+                <w:noProof/>
+                <w:webHidden/>
+              </w:rPr>
+              <w:tab/>
+            </w:r>
+            <w:r>
+              <w:rPr>
+                <w:noProof/>
+                <w:webHidden/>
+              </w:rPr>
+              <w:fldChar w:fldCharType="begin"/>
+            </w:r>
+            <w:r>
+              <w:rPr>
+                <w:noProof/>
+                <w:webHidden/>
+              </w:rPr>
+              <w:instrText xml:space="preserve"> PAGEREF _Toc244204493 \h </w:instrText>
+            </w:r>
+            <w:r>
+              <w:rPr>
+                <w:noProof/>
+                <w:webHidden/>
+              </w:rPr>
+            </w:r>
+            <w:r>
+              <w:rPr>
+                <w:noProof/>
+                <w:webHidden/>
+              </w:rPr>
+              <w:fldChar w:fldCharType="separate"/>
+            </w:r>
+            <w:r>
+              <w:rPr>
+                <w:noProof/>
+                <w:webHidden/>
+              </w:rPr>
+              <w:t>3</w:t>
+            </w:r>
+            <w:r>
+              <w:rPr>
+                <w:noProof/>
+                <w:webHidden/>
+              </w:rPr>
+              <w:fldChar w:fldCharType="end"/>
+            </w:r>
+          </w:hyperlink>
+        </w:p>
+        <w:p>
+          <w:pPr>
+            <w:pStyle w:val="TOC2"/>
+            <w:tabs>
+              <w:tab w:val="right" w:leader="dot" w:pos="9350"/>
+            </w:tabs>
+            <w:rPr>
+              <w:noProof/>
+            </w:rPr>
+          </w:pPr>
+          <w:hyperlink w:anchor="_Toc244204494" w:history="1">
+            <w:r>
+              <w:rPr>
+                <w:rStyle w:val="Hyperlink"/>
+                <w:noProof/>
+              </w:rPr>
+              <w:t>UC04 Check stock</w:t>
+            </w:r>
+            <w:r>
+              <w:rPr>
+                <w:noProof/>
+                <w:webHidden/>
+              </w:rPr>
+              <w:tab/>
+            </w:r>
+            <w:r>
+              <w:rPr>
+                <w:noProof/>
+                <w:webHidden/>
+              </w:rPr>
+              <w:fldChar w:fldCharType="begin"/>
+            </w:r>
+            <w:r>
+              <w:rPr>
+                <w:noProof/>
+                <w:webHidden/>
+              </w:rPr>
+              <w:instrText xml:space="preserve"> PAGEREF _Toc244204494 \h </w:instrText>
+            </w:r>
+            <w:r>
+              <w:rPr>
+                <w:noProof/>
+                <w:webHidden/>
+              </w:rPr>
+            </w:r>
+            <w:r>
+              <w:rPr>
+                <w:noProof/>
+                <w:webHidden/>
+              </w:rPr>
+              <w:fldChar w:fldCharType="separate"/>
+            </w:r>
+            <w:r>
+              <w:rPr>
+                <w:noProof/>
+                <w:webHidden/>
+              </w:rPr>
+              <w:t>5</w:t>
+            </w:r>
+            <w:r>
+              <w:rPr>
+                <w:noProof/>
+                <w:webHidden/>
+              </w:rPr>
+              <w:fldChar w:fldCharType="end"/>
+            </w:r>
+          </w:hyperlink>
+        </w:p>
+        <w:p>
+          <w:pPr>
+            <w:pStyle w:val="TOC2"/>
+            <w:tabs>
+              <w:tab w:val="right" w:leader="dot" w:pos="9350"/>
+            </w:tabs>
+            <w:rPr>
+              <w:noProof/>
+            </w:rPr>
+          </w:pPr>
+          <w:hyperlink w:anchor="_Toc244204495" w:history="1">
+            <w:r>
+              <w:rPr>
+                <w:rStyle w:val="Hyperlink"/>
+                <w:noProof/>
+              </w:rPr>
+              <w:t>UC05 Enter order</w:t>
+            </w:r>
+            <w:r>
+              <w:rPr>
+                <w:noProof/>
+                <w:webHidden/>
+              </w:rPr>
+              <w:tab/>
+            </w:r>
+            <w:r>
+              <w:rPr>
+                <w:noProof/>
+                <w:webHidden/>
+              </w:rPr>
+              <w:fldChar w:fldCharType="begin"/>
+            </w:r>
+            <w:r>
+              <w:rPr>
+                <w:noProof/>
+                <w:webHidden/>
+              </w:rPr>
+              <w:instrText xml:space="preserve"> PAGEREF _Toc244204495 \h </w:instrText>
+            </w:r>
+            <w:r>
+              <w:rPr>
+                <w:noProof/>
+                <w:webHidden/>
+              </w:rPr>
+            </w:r>
+            <w:r>
+              <w:rPr>
+                <w:noProof/>
+                <w:webHidden/>
+              </w:rPr>
+              <w:fldChar w:fldCharType="separate"/>
+            </w:r>
+            <w:r>
+              <w:rPr>
+                <w:noProof/>
+                <w:webHidden/>
+              </w:rPr>
+              <w:t>6</w:t>
+            </w:r>
+            <w:r>
+              <w:rPr>
+                <w:noProof/>
+                <w:webHidden/>
+              </w:rPr>
+              <w:fldChar w:fldCharType="end"/>
+            </w:r>
+          </w:hyperlink>
+        </w:p>
+        <w:p>
+          <w:pPr>
+            <w:pStyle w:val="TOC2"/>
+            <w:tabs>
+              <w:tab w:val="right" w:leader="dot" w:pos="9350"/>
+            </w:tabs>
+            <w:rPr>
+              <w:noProof/>
+            </w:rPr>
+          </w:pPr>
+          <w:hyperlink w:anchor="_Toc244204496" w:history="1">
+            <w:r>
+              <w:rPr>
+                <w:rStyle w:val="Hyperlink"/>
+                <w:noProof/>
+              </w:rPr>
+              <w:t>UC06 View order status</w:t>
+            </w:r>
+            <w:r>
+              <w:rPr>
+                <w:noProof/>
+                <w:webHidden/>
+              </w:rPr>
+              <w:tab/>
+            </w:r>
+            <w:r>
+              <w:rPr>
+                <w:noProof/>
+                <w:webHidden/>
+              </w:rPr>
+              <w:fldChar w:fldCharType="begin"/>
+            </w:r>
+            <w:r>
+              <w:rPr>
+                <w:noProof/>
+                <w:webHidden/>
+              </w:rPr>
+              <w:instrText xml:space="preserve"> PAGEREF _Toc244204496 \h </w:instrText>
+            </w:r>
+            <w:r>
+              <w:rPr>
+                <w:noProof/>
+                <w:webHidden/>
+              </w:rPr>
+            </w:r>
+            <w:r>
+              <w:rPr>
+                <w:noProof/>
+                <w:webHidden/>
+              </w:rPr>
+              <w:fldChar w:fldCharType="separate"/>
+            </w:r>
+            <w:r>
+              <w:rPr>
+                <w:noProof/>
+                <w:webHidden/>
+              </w:rPr>
+              <w:t>8</w:t>
+            </w:r>
+            <w:r>
+              <w:rPr>
+                <w:noProof/>
+                <w:webHidden/>
+              </w:rPr>
+              <w:fldChar w:fldCharType="end"/>
+            </w:r>
+          </w:hyperlink>
+        </w:p>
+        <w:p>
+          <w:pPr>
+            <w:pStyle w:val="TOC2"/>
+            <w:tabs>
+              <w:tab w:val="right" w:leader="dot" w:pos="9350"/>
+            </w:tabs>
+            <w:rPr>
+              <w:noProof/>
+            </w:rPr>
+          </w:pPr>
+          <w:hyperlink w:anchor="_Toc244204497" w:history="1">
+            <w:r>
+              <w:rPr>
+                <w:rStyle w:val="Hyperlink"/>
+                <w:noProof/>
+              </w:rPr>
+              <w:t>UC07 Manage customer data</w:t>
+            </w:r>
+            <w:r>
+              <w:rPr>
+                <w:noProof/>
+                <w:webHidden/>
+              </w:rPr>
+              <w:tab/>
+            </w:r>
+            <w:r>
+              <w:rPr>
+                <w:noProof/>
+                <w:webHidden/>
+              </w:rPr>
+              <w:fldChar w:fldCharType="begin"/>
+            </w:r>
+            <w:r>
+              <w:rPr>
+                <w:noProof/>
+                <w:webHidden/>
+              </w:rPr>
+              <w:instrText xml:space="preserve"> PAGEREF _Toc244204497 \h </w:instrText>
+            </w:r>
+            <w:r>
+              <w:rPr>
+                <w:noProof/>
+                <w:webHidden/>
+              </w:rPr>
+            </w:r>
+            <w:r>
+              <w:rPr>
+                <w:noProof/>
+                <w:webHidden/>
+              </w:rPr>
+              <w:fldChar w:fldCharType="separate"/>
+            </w:r>
+            <w:r>
+              <w:rPr>
+                <w:noProof/>
+                <w:webHidden/>
+              </w:rPr>
+              <w:t>9</w:t>
+            </w:r>
+            <w:r>
+              <w:rPr>
+                <w:noProof/>
+                <w:webHidden/>
+              </w:rPr>
+              <w:fldChar w:fldCharType="end"/>
+            </w:r>
+          </w:hyperlink>
+        </w:p>
+        <w:p>
+          <w:pPr>
+            <w:pStyle w:val="TOC2"/>
+            <w:tabs>
+              <w:tab w:val="right" w:leader="dot" w:pos="9350"/>
+            </w:tabs>
+            <w:rPr>
+              <w:noProof/>
+            </w:rPr>
+          </w:pPr>
+          <w:hyperlink w:anchor="_Toc244204498" w:history="1">
+            <w:r>
+              <w:rPr>
+                <w:rStyle w:val="Hyperlink"/>
+                <w:noProof/>
+              </w:rPr>
+              <w:t>UC08 View collection bins</w:t>
+            </w:r>
+            <w:r>
+              <w:rPr>
+                <w:noProof/>
+                <w:webHidden/>
+              </w:rPr>
+              <w:tab/>
+            </w:r>
+            <w:r>
+              <w:rPr>
+                <w:noProof/>
+                <w:webHidden/>
+              </w:rPr>
+              <w:fldChar w:fldCharType="begin"/>
+            </w:r>
+            <w:r>
+              <w:rPr>
+                <w:noProof/>
+                <w:webHidden/>
+              </w:rPr>
+              <w:instrText xml:space="preserve"> PAGEREF _Toc244204498 \h </w:instrText>
+            </w:r>
+            <w:r>
+              <w:rPr>
+                <w:noProof/>
+                <w:webHidden/>
+              </w:rPr>
+            </w:r>
+            <w:r>
+              <w:rPr>
+                <w:noProof/>
+                <w:webHidden/>
+              </w:rPr>
+              <w:fldChar w:fldCharType="separate"/>
+            </w:r>
+            <w:r>
+              <w:rPr>
+                <w:noProof/>
+                <w:webHidden/>
+              </w:rPr>
+              <w:t>10</w:t>
+            </w:r>
+            <w:r>
+              <w:rPr>
+                <w:noProof/>
+                <w:webHidden/>
+              </w:rPr>
+              <w:fldChar w:fldCharType="end"/>
+            </w:r>
+          </w:hyperlink>
+        </w:p>
+        <w:p>
+          <w:pPr>
+            <w:pStyle w:val="TOC2"/>
+            <w:tabs>
+              <w:tab w:val="right" w:leader="dot" w:pos="9350"/>
+            </w:tabs>
+            <w:rPr>
+              <w:noProof/>
+            </w:rPr>
+          </w:pPr>
+          <w:hyperlink w:anchor="_Toc244204499" w:history="1">
+            <w:r>
+              <w:rPr>
+                <w:rStyle w:val="Hyperlink"/>
+                <w:noProof/>
+              </w:rPr>
+              <w:t>UC09 Pack order</w:t>
+            </w:r>
+            <w:r>
+              <w:rPr>
+                <w:noProof/>
+                <w:webHidden/>
+              </w:rPr>
+              <w:tab/>
+            </w:r>
+            <w:r>
+              <w:rPr>
+                <w:noProof/>
+                <w:webHidden/>
+              </w:rPr>
+              <w:fldChar w:fldCharType="begin"/>
+            </w:r>
+            <w:r>
+              <w:rPr>
+                <w:noProof/>
+                <w:webHidden/>
+              </w:rPr>
+              <w:instrText xml:space="preserve"> PAGEREF _Toc244204499 \h </w:instrText>
+            </w:r>
+            <w:r>
+              <w:rPr>
+                <w:noProof/>
+                <w:webHidden/>
+              </w:rPr>
+            </w:r>
+            <w:r>
+              <w:rPr>
+                <w:noProof/>
+                <w:webHidden/>
+              </w:rPr>
+              <w:fldChar w:fldCharType="separate"/>
+            </w:r>
+            <w:r>
+              <w:rPr>
+                <w:noProof/>
+                <w:webHidden/>
+              </w:rPr>
+              <w:t>11</w:t>
+            </w:r>
+            <w:r>
+              <w:rPr>
+                <w:noProof/>
+                <w:webHidden/>
+              </w:rPr>
+              <w:fldChar w:fldCharType="end"/>
+            </w:r>
+          </w:hyperlink>
+        </w:p>
+        <w:p>
+          <w:pPr>
+            <w:pStyle w:val="TOC2"/>
+            <w:tabs>
+              <w:tab w:val="right" w:leader="dot" w:pos="9350"/>
+            </w:tabs>
+            <w:rPr>
+              <w:noProof/>
+            </w:rPr>
+          </w:pPr>
+          <w:hyperlink w:anchor="_Toc244204500" w:history="1">
+            <w:r>
+              <w:rPr>
+                <w:rStyle w:val="Hyperlink"/>
+                <w:noProof/>
+              </w:rPr>
+              <w:t>UC10 Register collection bin</w:t>
+            </w:r>
+            <w:r>
+              <w:rPr>
+                <w:noProof/>
+                <w:webHidden/>
+              </w:rPr>
+              <w:tab/>
+            </w:r>
+            <w:r>
+              <w:rPr>
+                <w:noProof/>
+                <w:webHidden/>
+              </w:rPr>
+              <w:fldChar w:fldCharType="begin"/>
+            </w:r>
+            <w:r>
+              <w:rPr>
+                <w:noProof/>
+                <w:webHidden/>
+              </w:rPr>
+              <w:instrText xml:space="preserve"> PAGEREF _Toc244204500 \h </w:instrText>
+            </w:r>
+            <w:r>
+              <w:rPr>
+                <w:noProof/>
+                <w:webHidden/>
+              </w:rPr>
+            </w:r>
+            <w:r>
+              <w:rPr>
+                <w:noProof/>
+                <w:webHidden/>
+              </w:rPr>
+              <w:fldChar w:fldCharType="separate"/>
+            </w:r>
+            <w:r>
+              <w:rPr>
+                <w:noProof/>
+                <w:webHidden/>
+              </w:rPr>
+              <w:t>14</w:t>
+            </w:r>
+            <w:r>
+              <w:rPr>
+                <w:noProof/>
+                <w:webHidden/>
+              </w:rPr>
+              <w:fldChar w:fldCharType="end"/>
+            </w:r>
+          </w:hyperlink>
+        </w:p>
+        <w:p>
+          <w:pPr>
+            <w:pStyle w:val="TOC2"/>
+            <w:tabs>
+              <w:tab w:val="right" w:leader="dot" w:pos="9350"/>
+            </w:tabs>
+            <w:rPr>
+              <w:noProof/>
+            </w:rPr>
+          </w:pPr>
+          <w:hyperlink w:anchor="_Toc244204501" w:history="1">
+            <w:r>
+              <w:rPr>
+                <w:rStyle w:val="Hyperlink"/>
+                <w:noProof/>
+              </w:rPr>
+              <w:t>UC11 Complete sub-order</w:t>
+            </w:r>
+            <w:r>
+              <w:rPr>
+                <w:noProof/>
+                <w:webHidden/>
+              </w:rPr>
+              <w:tab/>
+            </w:r>
+            <w:r>
+              <w:rPr>
+                <w:noProof/>
+                <w:webHidden/>
+              </w:rPr>
+              <w:fldChar w:fldCharType="begin"/>
+            </w:r>
+            <w:r>
+              <w:rPr>
+                <w:noProof/>
+                <w:webHidden/>
+              </w:rPr>
+              <w:instrText xml:space="preserve"> PAGEREF _Toc244204501 \h </w:instrText>
+            </w:r>
+            <w:r>
+              <w:rPr>
+                <w:noProof/>
+                <w:webHidden/>
+              </w:rPr>
+            </w:r>
+            <w:r>
+              <w:rPr>
+                <w:noProof/>
+                <w:webHidden/>
+              </w:rPr>
+              <w:fldChar w:fldCharType="separate"/>
+            </w:r>
+            <w:r>
+              <w:rPr>
+                <w:noProof/>
+                <w:webHidden/>
+              </w:rPr>
+              <w:t>15</w:t>
+            </w:r>
+            <w:r>
+              <w:rPr>
+                <w:noProof/>
+                <w:webHidden/>
+              </w:rPr>
+              <w:fldChar w:fldCharType="end"/>
+            </w:r>
+          </w:hyperlink>
+        </w:p>
+        <w:p>
+          <w:pPr>
+            <w:pStyle w:val="TOC2"/>
+            <w:tabs>
+              <w:tab w:val="right" w:leader="dot" w:pos="9350"/>
+            </w:tabs>
+            <w:rPr>
+              <w:noProof/>
+            </w:rPr>
+          </w:pPr>
+          <w:hyperlink w:anchor="_Toc244204502" w:history="1">
+            <w:r>
+              <w:rPr>
+                <w:rStyle w:val="Hyperlink"/>
+                <w:noProof/>
+              </w:rPr>
+              <w:t>UC12 Register delivery</w:t>
+            </w:r>
+            <w:r>
+              <w:rPr>
+                <w:noProof/>
+                <w:webHidden/>
+              </w:rPr>
+              <w:tab/>
+            </w:r>
+            <w:r>
+              <w:rPr>
+                <w:noProof/>
+                <w:webHidden/>
+              </w:rPr>
+              <w:fldChar w:fldCharType="begin"/>
+            </w:r>
+            <w:r>
+              <w:rPr>
+                <w:noProof/>
+                <w:webHidden/>
+              </w:rPr>
+              <w:instrText xml:space="preserve"> PAGEREF _Toc244204502 \h </w:instrText>
+            </w:r>
+            <w:r>
+              <w:rPr>
+                <w:noProof/>
+                <w:webHidden/>
+              </w:rPr>
+            </w:r>
+            <w:r>
+              <w:rPr>
+                <w:noProof/>
+                <w:webHidden/>
+              </w:rPr>
+              <w:fldChar w:fldCharType="separate"/>
+            </w:r>
+            <w:r>
+              <w:rPr>
+                <w:noProof/>
+                <w:webHidden/>
+              </w:rPr>
+              <w:t>16</w:t>
+            </w:r>
+            <w:r>
+              <w:rPr>
+                <w:noProof/>
+                <w:webHidden/>
+              </w:rPr>
+              <w:fldChar w:fldCharType="end"/>
+            </w:r>
+          </w:hyperlink>
+        </w:p>
+        <w:p>
+          <w:pPr>
+            <w:pStyle w:val="TOC2"/>
+            <w:tabs>
+              <w:tab w:val="right" w:leader="dot" w:pos="9350"/>
+            </w:tabs>
+            <w:rPr>
+              <w:noProof/>
+            </w:rPr>
+          </w:pPr>
+          <w:hyperlink w:anchor="_Toc244204503" w:history="1">
+            <w:r>
+              <w:rPr>
+                <w:rStyle w:val="Hyperlink"/>
+                <w:noProof/>
+              </w:rPr>
+              <w:t>UC13 View assigned trips</w:t>
+            </w:r>
+            <w:r>
+              <w:rPr>
+                <w:noProof/>
+                <w:webHidden/>
+              </w:rPr>
+              <w:tab/>
+            </w:r>
+            <w:r>
+              <w:rPr>
+                <w:noProof/>
+                <w:webHidden/>
+              </w:rPr>
+              <w:fldChar w:fldCharType="begin"/>
+            </w:r>
+            <w:r>
+              <w:rPr>
+                <w:noProof/>
+                <w:webHidden/>
+              </w:rPr>
+              <w:instrText xml:space="preserve"> PAGEREF _Toc244204503 \h </w:instrText>
+            </w:r>
+            <w:r>
+              <w:rPr>
+                <w:noProof/>
+                <w:webHidden/>
+              </w:rPr>
+            </w:r>
+            <w:r>
+              <w:rPr>
+                <w:noProof/>
+                <w:webHidden/>
+              </w:rPr>
+              <w:fldChar w:fldCharType="separate"/>
+            </w:r>
+            <w:r>
+              <w:rPr>
+                <w:noProof/>
+                <w:webHidden/>
+              </w:rPr>
+              <w:t>17</w:t>
+            </w:r>
+            <w:r>
+              <w:rPr>
+                <w:noProof/>
+                <w:webHidden/>
+              </w:rPr>
+              <w:fldChar w:fldCharType="end"/>
+            </w:r>
+          </w:hyperlink>
+        </w:p>
+        <w:p>
+          <w:pPr>
+            <w:pStyle w:val="TOC2"/>
+            <w:tabs>
+              <w:tab w:val="right" w:leader="dot" w:pos="9350"/>
+            </w:tabs>
+            <w:rPr>
+              <w:noProof/>
+            </w:rPr>
+          </w:pPr>
+          <w:hyperlink w:anchor="_Toc244204504" w:history="1">
+            <w:r>
+              <w:rPr>
+                <w:rStyle w:val="Hyperlink"/>
+                <w:noProof/>
+              </w:rPr>
+              <w:t>UC14 Look up delivery time</w:t>
+            </w:r>
+            <w:r>
+              <w:rPr>
+                <w:noProof/>
+                <w:webHidden/>
+              </w:rPr>
+              <w:tab/>
+            </w:r>
+            <w:r>
+              <w:rPr>
+                <w:noProof/>
+                <w:webHidden/>
+              </w:rPr>
+              <w:fldChar w:fldCharType="begin"/>
+            </w:r>
+            <w:r>
+              <w:rPr>
+                <w:noProof/>
+                <w:webHidden/>
+              </w:rPr>
+              <w:instrText xml:space="preserve"> PAGEREF _Toc244204504 \h </w:instrText>
+            </w:r>
+            <w:r>
+              <w:rPr>
+                <w:noProof/>
+                <w:webHidden/>
+              </w:rPr>
+            </w:r>
+            <w:r>
+              <w:rPr>
+                <w:noProof/>
+                <w:webHidden/>
+              </w:rPr>
+              <w:fldChar w:fldCharType="separate"/>
+            </w:r>
+            <w:r>
+              <w:rPr>
+                <w:noProof/>
+                <w:webHidden/>
+              </w:rPr>
+              <w:t>18</w:t>
+            </w:r>
+            <w:r>
+              <w:rPr>
+                <w:noProof/>
+                <w:webHidden/>
+              </w:rPr>
+              <w:fldChar w:fldCharType="end"/>
+            </w:r>
+          </w:hyperlink>
+        </w:p>
+        <w:p>
+          <w:pPr>
+            <w:pStyle w:val="TOC2"/>
+            <w:tabs>
+              <w:tab w:val="right" w:leader="dot" w:pos="9350"/>
+            </w:tabs>
+            <w:rPr>
+              <w:noProof/>
+            </w:rPr>
+          </w:pPr>
+          <w:hyperlink w:anchor="_Toc244204505" w:history="1">
+            <w:r>
+              <w:rPr>
+                <w:rStyle w:val="Hyperlink"/>
+                <w:noProof/>
+              </w:rPr>
+              <w:t>UC15 Look up customer phone number</w:t>
+            </w:r>
+            <w:r>
+              <w:rPr>
+                <w:noProof/>
+                <w:webHidden/>
+              </w:rPr>
+              <w:tab/>
+            </w:r>
+            <w:r>
+              <w:rPr>
+                <w:noProof/>
+                <w:webHidden/>
+              </w:rPr>
+              <w:fldChar w:fldCharType="begin"/>
+            </w:r>
+            <w:r>
+              <w:rPr>
+                <w:noProof/>
+                <w:webHidden/>
+              </w:rPr>
+              <w:instrText xml:space="preserve"> PAGEREF _Toc244204505 \h </w:instrText>
+            </w:r>
+            <w:r>
+              <w:rPr>
+                <w:noProof/>
+                <w:webHidden/>
+              </w:rPr>
+            </w:r>
+            <w:r>
+              <w:rPr>
+                <w:noProof/>
+                <w:webHidden/>
+              </w:rPr>
+              <w:fldChar w:fldCharType="separate"/>
+            </w:r>
+            <w:r>
+              <w:rPr>
+                <w:noProof/>
+                <w:webHidden/>
+              </w:rPr>
+              <w:t>19</w:t>
+            </w:r>
+            <w:r>
+              <w:rPr>
+                <w:noProof/>
+                <w:webHidden/>
+              </w:rPr>
+              <w:fldChar w:fldCharType="end"/>
+            </w:r>
+          </w:hyperlink>
+        </w:p>
+        <w:p>
+          <w:pPr>
+            <w:pStyle w:val="TOC2"/>
+            <w:tabs>
+              <w:tab w:val="right" w:leader="dot" w:pos="9350"/>
+            </w:tabs>
+            <w:rPr>
+              <w:noProof/>
+            </w:rPr>
+          </w:pPr>
+          <w:hyperlink w:anchor="_Toc244204506" w:history="1">
+            <w:r>
+              <w:rPr>
+                <w:rStyle w:val="Hyperlink"/>
+                <w:noProof/>
+              </w:rPr>
+              <w:t>UC16 Create invoice</w:t>
+            </w:r>
+            <w:r>
+              <w:rPr>
+                <w:noProof/>
+                <w:webHidden/>
+              </w:rPr>
+              <w:tab/>
+            </w:r>
+            <w:r>
+              <w:rPr>
+                <w:noProof/>
+                <w:webHidden/>
+              </w:rPr>
+              <w:fldChar w:fldCharType="begin"/>
+            </w:r>
+            <w:r>
+              <w:rPr>
+                <w:noProof/>
+                <w:webHidden/>
+              </w:rPr>
+              <w:instrText xml:space="preserve"> PAGEREF _Toc244204506 \h </w:instrText>
+            </w:r>
+            <w:r>
+              <w:rPr>
+                <w:noProof/>
+                <w:webHidden/>
+              </w:rPr>
+            </w:r>
+            <w:r>
+              <w:rPr>
+                <w:noProof/>
+                <w:webHidden/>
+              </w:rPr>
+              <w:fldChar w:fldCharType="separate"/>
+            </w:r>
+            <w:r>
+              <w:rPr>
+                <w:noProof/>
+                <w:webHidden/>
+              </w:rPr>
+              <w:t>20</w:t>
+            </w:r>
+            <w:r>
+              <w:rPr>
+                <w:noProof/>
+                <w:webHidden/>
+              </w:rPr>
+              <w:fldChar w:fldCharType="end"/>
+            </w:r>
+          </w:hyperlink>
+        </w:p>
+        <w:p>
+          <w:pPr>
+            <w:pStyle w:val="TOC2"/>
+            <w:tabs>
+              <w:tab w:val="right" w:leader="dot" w:pos="9350"/>
+            </w:tabs>
+            <w:rPr>
+              <w:noProof/>
+            </w:rPr>
+          </w:pPr>
+          <w:hyperlink w:anchor="_Toc244204507" w:history="1">
+            <w:r>
+              <w:rPr>
+                <w:rStyle w:val="Hyperlink"/>
+                <w:noProof/>
+              </w:rPr>
+              <w:t>UC17 View delivered orders</w:t>
+            </w:r>
+            <w:r>
+              <w:rPr>
+                <w:noProof/>
+                <w:webHidden/>
+              </w:rPr>
+              <w:tab/>
+            </w:r>
+            <w:r>
+              <w:rPr>
+                <w:noProof/>
+                <w:webHidden/>
+              </w:rPr>
+              <w:fldChar w:fldCharType="begin"/>
+            </w:r>
+            <w:r>
+              <w:rPr>
+                <w:noProof/>
+                <w:webHidden/>
+              </w:rPr>
+              <w:instrText xml:space="preserve"> PAGEREF _Toc244204507 \h </w:instrText>
+            </w:r>
+            <w:r>
+              <w:rPr>
+                <w:noProof/>
+                <w:webHidden/>
+              </w:rPr>
+            </w:r>
+            <w:r>
+              <w:rPr>
+                <w:noProof/>
+                <w:webHidden/>
+              </w:rPr>
+              <w:fldChar w:fldCharType="separate"/>
+            </w:r>
+            <w:r>
+              <w:rPr>
+                <w:noProof/>
+                <w:webHidden/>
+              </w:rPr>
+              <w:t>21</w:t>
+            </w:r>
+            <w:r>
+              <w:rPr>
+                <w:noProof/>
+                <w:webHidden/>
+              </w:rPr>
+              <w:fldChar w:fldCharType="end"/>
+            </w:r>
+          </w:hyperlink>
+        </w:p>
+        <w:p>
+          <w:pPr>
+            <w:pStyle w:val="TOC2"/>
+            <w:tabs>
+              <w:tab w:val="right" w:leader="dot" w:pos="9350"/>
+            </w:tabs>
+            <w:rPr>
+              <w:noProof/>
+            </w:rPr>
+          </w:pPr>
+          <w:hyperlink w:anchor="_Toc244204508" w:history="1">
+            <w:r>
+              <w:rPr>
+                <w:rStyle w:val="Hyperlink"/>
+                <w:noProof/>
+              </w:rPr>
+              <w:t>UC18 View outstanding invoices</w:t>
+            </w:r>
+            <w:r>
+              <w:rPr>
+                <w:noProof/>
+                <w:webHidden/>
+              </w:rPr>
+              <w:tab/>
+            </w:r>
+            <w:r>
+              <w:rPr>
+                <w:noProof/>
+                <w:webHidden/>
+              </w:rPr>
+              <w:fldChar w:fldCharType="begin"/>
+            </w:r>
+            <w:r>
+              <w:rPr>
+                <w:noProof/>
+                <w:webHidden/>
+              </w:rPr>
+              <w:instrText xml:space="preserve"> PAGEREF _Toc244204508 \h </w:instrText>
+            </w:r>
+            <w:r>
+              <w:rPr>
+                <w:noProof/>
+                <w:webHidden/>
+              </w:rPr>
+            </w:r>
+            <w:r>
+              <w:rPr>
+                <w:noProof/>
+                <w:webHidden/>
+              </w:rPr>
+              <w:fldChar w:fldCharType="separate"/>
+            </w:r>
+            <w:r>
+              <w:rPr>
+                <w:noProof/>
+                <w:webHidden/>
+              </w:rPr>
+              <w:t>22</w:t>
+            </w:r>
+            <w:r>
+              <w:rPr>
+                <w:noProof/>
+                <w:webHidden/>
+              </w:rPr>
+              <w:fldChar w:fldCharType="end"/>
+            </w:r>
+          </w:hyperlink>
+        </w:p>
+        <w:p>
+          <w:pPr>
+            <w:pStyle w:val="TOC2"/>
+            <w:tabs>
+              <w:tab w:val="right" w:leader="dot" w:pos="9350"/>
+            </w:tabs>
+            <w:rPr>
+              <w:noProof/>
+            </w:rPr>
+          </w:pPr>
+          <w:hyperlink w:anchor="_Toc244204509" w:history="1">
+            <w:r>
+              <w:rPr>
+                <w:rStyle w:val="Hyperlink"/>
+                <w:noProof/>
+              </w:rPr>
+              <w:t>UC19 Register payment</w:t>
+            </w:r>
+            <w:r>
+              <w:rPr>
+                <w:noProof/>
+                <w:webHidden/>
+              </w:rPr>
+              <w:tab/>
+            </w:r>
+            <w:r>
+              <w:rPr>
+                <w:noProof/>
+                <w:webHidden/>
+              </w:rPr>
+              <w:fldChar w:fldCharType="begin"/>
+            </w:r>
+            <w:r>
+              <w:rPr>
+                <w:noProof/>
+                <w:webHidden/>
+              </w:rPr>
+              <w:instrText xml:space="preserve"> PAGEREF _Toc244204509 \h </w:instrText>
+            </w:r>
+            <w:r>
+              <w:rPr>
+                <w:noProof/>
+                <w:webHidden/>
+              </w:rPr>
+            </w:r>
+            <w:r>
+              <w:rPr>
+                <w:noProof/>
+                <w:webHidden/>
+              </w:rPr>
+              <w:fldChar w:fldCharType="separate"/>
+            </w:r>
+            <w:r>
+              <w:rPr>
+                <w:noProof/>
+                <w:webHidden/>
+              </w:rPr>
+              <w:t>23</w:t>
+            </w:r>
+            <w:r>
+              <w:rPr>
+                <w:noProof/>
+                <w:webHidden/>
+              </w:rPr>
+              <w:fldChar w:fldCharType="end"/>
+            </w:r>
+          </w:hyperlink>
+        </w:p>
+        <w:p>
+          <w:r>
+            <w:rPr>
+              <w:b/>
+              <w:bCs/>
+              <w:lang w:val="en-GB"/>
+            </w:rPr>
+            <w:fldChar w:fldCharType="end"/>
+          </w:r>
+        </w:p>
+      </w:sdtContent>
+    </w:sdt>
+    <w:p>
+      <w:pPr>
+        <w:pStyle w:val="Heading1"/>
+      </w:pPr>
+    </w:p>
+    <w:p>
+      <w:r>
+        <w:br w:type="page"/>
       </w:r>
     </w:p>
     <w:p>
       <w:pPr>
         <w:pStyle w:val="Heading2"/>
       </w:pPr>
-      <w:r>
+      <w:bookmarkStart w:id="1" w:name="_Toc244204491"/>
+      <w:r>
+        <w:lastRenderedPageBreak/>
         <w:t>UC01 Manage manufacturer data</w:t>
       </w:r>
+      <w:bookmarkEnd w:id="1"/>
     </w:p>
     <w:p>
       <w:pPr>
@@ -59,14 +1481,12 @@
           <w:numId w:val="2"/>
         </w:numPr>
       </w:pPr>
-      <w:proofErr w:type="gramStart"/>
       <w:r>
         <w:rPr>
           <w:b/>
         </w:rPr>
         <w:t>Brief summary</w:t>
       </w:r>
-      <w:proofErr w:type="gramEnd"/>
     </w:p>
     <w:p>
       <w:pPr>
@@ -146,9 +1566,9 @@
           <w:noProof/>
         </w:rPr>
         <w:drawing>
-          <wp:inline distT="0" distB="0" distL="0" distR="0" wp14:anchorId="485FD7F0" wp14:editId="1FEBF120">
-            <wp:extent cx="5486400" cy="4621383"/>
-            <wp:effectExtent l="0" t="0" r="0" b="0"/>
+          <wp:inline distT="0" distB="0" distL="0" distR="0" wp14:anchorId="485FD7F0" wp14:editId="229AEE47">
+            <wp:extent cx="5104263" cy="3957850"/>
+            <wp:effectExtent l="0" t="0" r="1270" b="5080"/>
             <wp:docPr id="1" name="image1" descr="AD UC01 Manage manufacturer data"/>
             <wp:cNvGraphicFramePr/>
             <a:graphic xmlns:a="http://schemas.openxmlformats.org/drawingml/2006/main">
@@ -167,7 +1587,7 @@
                   <pic:spPr>
                     <a:xfrm>
                       <a:off x="0" y="0"/>
-                      <a:ext cx="5486400" cy="4621383"/>
+                      <a:ext cx="5110626" cy="3962784"/>
                     </a:xfrm>
                     <a:prstGeom prst="rect">
                       <a:avLst/>
@@ -223,16 +1643,64 @@
         <w:pStyle w:val="ListParagraph"/>
       </w:pPr>
       <w:r>
+        <w:t>The manufacturer has been added, edited or removed, or nothing has changed because the data was invalid.</w:t>
+      </w:r>
+    </w:p>
+    <w:p>
+      <w:pPr>
+        <w:pStyle w:val="Heading2"/>
+      </w:pPr>
+      <w:bookmarkStart w:id="2" w:name="_Toc244204492"/>
+      <w:r>
+        <w:t>UC02 Reorder products</w:t>
+      </w:r>
+      <w:bookmarkEnd w:id="2"/>
+    </w:p>
+    <w:p>
+      <w:pPr>
+        <w:pStyle w:val="ListParagraph"/>
+        <w:numPr>
+          <w:ilvl w:val="0"/>
+          <w:numId w:val="3"/>
+        </w:numPr>
+      </w:pPr>
+      <w:r>
+        <w:rPr>
+          <w:b/>
+        </w:rPr>
+        <w:t>Use Case name</w:t>
+      </w:r>
+    </w:p>
+    <w:p>
+      <w:pPr>
+        <w:pStyle w:val="ListParagraph"/>
+      </w:pPr>
+      <w:r>
+        <w:t>Reorder products</w:t>
+      </w:r>
+    </w:p>
+    <w:p>
+      <w:pPr>
+        <w:pStyle w:val="ListParagraph"/>
+        <w:numPr>
+          <w:ilvl w:val="0"/>
+          <w:numId w:val="3"/>
+        </w:numPr>
+      </w:pPr>
+      <w:r>
+        <w:rPr>
+          <w:b/>
+        </w:rPr>
+        <w:t>Brief summary</w:t>
+      </w:r>
+    </w:p>
+    <w:p>
+      <w:pPr>
+        <w:pStyle w:val="ListParagraph"/>
+      </w:pPr>
+      <w:r>
         <w:lastRenderedPageBreak/>
-        <w:t>The manufacturer has been added, edited or removed, or nothing has changed because the data was invalid.</w:t>
-      </w:r>
-    </w:p>
-    <w:p>
-      <w:pPr>
-        <w:pStyle w:val="Heading2"/>
-      </w:pPr>
-      <w:r>
-        <w:t>UC02 Reorder products</w:t>
+        <w:t>The purchasing employee reorders a product. The system selects the cheapest manufacturer and sends the order. If the order is rejected, the system tries the next cheapest manufacturer.</w:t>
       </w:r>
     </w:p>
     <w:p>
@@ -247,15 +1715,15 @@
         <w:rPr>
           <w:b/>
         </w:rPr>
-        <w:t>Use Case name</w:t>
-      </w:r>
-    </w:p>
-    <w:p>
-      <w:pPr>
-        <w:pStyle w:val="ListParagraph"/>
-      </w:pPr>
-      <w:r>
-        <w:t>Reorder products</w:t>
+        <w:t>Actors</w:t>
+      </w:r>
+    </w:p>
+    <w:p>
+      <w:pPr>
+        <w:pStyle w:val="ListParagraph"/>
+      </w:pPr>
+      <w:r>
+        <w:t>Purchasing Employee, Manufacturer</w:t>
       </w:r>
     </w:p>
     <w:p>
@@ -266,21 +1734,19 @@
           <w:numId w:val="3"/>
         </w:numPr>
       </w:pPr>
-      <w:proofErr w:type="gramStart"/>
-      <w:r>
-        <w:rPr>
-          <w:b/>
-        </w:rPr>
-        <w:t>Brief summary</w:t>
-      </w:r>
-      <w:proofErr w:type="gramEnd"/>
-    </w:p>
-    <w:p>
-      <w:pPr>
-        <w:pStyle w:val="ListParagraph"/>
-      </w:pPr>
-      <w:r>
-        <w:t>The purchasing employee reorders a product. The system selects the cheapest manufacturer and sends the order. If the order is rejected, the system tries the next cheapest manufacturer.</w:t>
+      <w:r>
+        <w:rPr>
+          <w:b/>
+        </w:rPr>
+        <w:t>Assumptions (precondition)</w:t>
+      </w:r>
+    </w:p>
+    <w:p>
+      <w:pPr>
+        <w:pStyle w:val="ListParagraph"/>
+      </w:pPr>
+      <w:r>
+        <w:t>The purchasing employee is logged in. The product exists in the system and has at least one manufacturer.</w:t>
       </w:r>
     </w:p>
     <w:p>
@@ -295,52 +1761,6 @@
         <w:rPr>
           <w:b/>
         </w:rPr>
-        <w:t>Actors</w:t>
-      </w:r>
-    </w:p>
-    <w:p>
-      <w:pPr>
-        <w:pStyle w:val="ListParagraph"/>
-      </w:pPr>
-      <w:r>
-        <w:t>Purchasing Employee, Manufacturer</w:t>
-      </w:r>
-    </w:p>
-    <w:p>
-      <w:pPr>
-        <w:pStyle w:val="ListParagraph"/>
-        <w:numPr>
-          <w:ilvl w:val="0"/>
-          <w:numId w:val="3"/>
-        </w:numPr>
-      </w:pPr>
-      <w:r>
-        <w:rPr>
-          <w:b/>
-        </w:rPr>
-        <w:t>Assumptions (precondition)</w:t>
-      </w:r>
-    </w:p>
-    <w:p>
-      <w:pPr>
-        <w:pStyle w:val="ListParagraph"/>
-      </w:pPr>
-      <w:r>
-        <w:t>The purchasing employee is logged in. The product exists in the system and has at least one manufacturer.</w:t>
-      </w:r>
-    </w:p>
-    <w:p>
-      <w:pPr>
-        <w:pStyle w:val="ListParagraph"/>
-        <w:numPr>
-          <w:ilvl w:val="0"/>
-          <w:numId w:val="3"/>
-        </w:numPr>
-      </w:pPr>
-      <w:r>
-        <w:rPr>
-          <w:b/>
-        </w:rPr>
         <w:t>Description (step-by-step plan)</w:t>
       </w:r>
     </w:p>
@@ -353,9 +1773,9 @@
           <w:noProof/>
         </w:rPr>
         <w:drawing>
-          <wp:inline distT="0" distB="0" distL="0" distR="0" wp14:anchorId="398E116C" wp14:editId="1A3F29F0">
-            <wp:extent cx="5486400" cy="4679422"/>
-            <wp:effectExtent l="0" t="0" r="0" b="0"/>
+          <wp:inline distT="0" distB="0" distL="0" distR="0" wp14:anchorId="398E116C" wp14:editId="3CE133EF">
+            <wp:extent cx="5172501" cy="4285397"/>
+            <wp:effectExtent l="0" t="0" r="0" b="1270"/>
             <wp:docPr id="2" name="image2" descr="AD UC02 Reorder products"/>
             <wp:cNvGraphicFramePr/>
             <a:graphic xmlns:a="http://schemas.openxmlformats.org/drawingml/2006/main">
@@ -374,7 +1794,7 @@
                   <pic:spPr>
                     <a:xfrm>
                       <a:off x="0" y="0"/>
-                      <a:ext cx="5486400" cy="4679422"/>
+                      <a:ext cx="5175038" cy="4287499"/>
                     </a:xfrm>
                     <a:prstGeom prst="rect">
                       <a:avLst/>
@@ -422,86 +1842,86 @@
         <w:rPr>
           <w:b/>
         </w:rPr>
+        <w:t>Result (postcondition)</w:t>
+      </w:r>
+    </w:p>
+    <w:p>
+      <w:pPr>
+        <w:pStyle w:val="ListParagraph"/>
+      </w:pPr>
+      <w:r>
+        <w:t>A purchase order has been registered with a manufacturer, or the product has been removed from the internal order list.</w:t>
+      </w:r>
+    </w:p>
+    <w:p>
+      <w:pPr>
+        <w:pStyle w:val="Heading2"/>
+      </w:pPr>
+      <w:bookmarkStart w:id="3" w:name="_Toc244204493"/>
+      <w:r>
+        <w:t>UC03 View minimum stock</w:t>
+      </w:r>
+      <w:bookmarkEnd w:id="3"/>
+    </w:p>
+    <w:p>
+      <w:pPr>
+        <w:pStyle w:val="ListParagraph"/>
+        <w:numPr>
+          <w:ilvl w:val="0"/>
+          <w:numId w:val="4"/>
+        </w:numPr>
+      </w:pPr>
+      <w:r>
+        <w:rPr>
+          <w:b/>
+        </w:rPr>
+        <w:t>Use Case name</w:t>
+      </w:r>
+    </w:p>
+    <w:p>
+      <w:pPr>
+        <w:pStyle w:val="ListParagraph"/>
+      </w:pPr>
+      <w:r>
+        <w:t>View minimum stock</w:t>
+      </w:r>
+    </w:p>
+    <w:p>
+      <w:pPr>
+        <w:pStyle w:val="ListParagraph"/>
+        <w:numPr>
+          <w:ilvl w:val="0"/>
+          <w:numId w:val="4"/>
+        </w:numPr>
+      </w:pPr>
+      <w:r>
+        <w:rPr>
+          <w:b/>
+        </w:rPr>
+        <w:t>Brief summary</w:t>
+      </w:r>
+    </w:p>
+    <w:p>
+      <w:pPr>
+        <w:pStyle w:val="ListParagraph"/>
+      </w:pPr>
+      <w:r>
+        <w:t>The purchasing employee views which products are below their minimum stock level.</w:t>
+      </w:r>
+    </w:p>
+    <w:p>
+      <w:pPr>
+        <w:pStyle w:val="ListParagraph"/>
+        <w:numPr>
+          <w:ilvl w:val="0"/>
+          <w:numId w:val="4"/>
+        </w:numPr>
+      </w:pPr>
+      <w:r>
+        <w:rPr>
+          <w:b/>
+        </w:rPr>
         <w:lastRenderedPageBreak/>
-        <w:t>Result (postcondition)</w:t>
-      </w:r>
-    </w:p>
-    <w:p>
-      <w:pPr>
-        <w:pStyle w:val="ListParagraph"/>
-      </w:pPr>
-      <w:r>
-        <w:t>A purchase order has been registered with a manufacturer, or the product has been removed from the internal order list.</w:t>
-      </w:r>
-    </w:p>
-    <w:p>
-      <w:pPr>
-        <w:pStyle w:val="Heading2"/>
-      </w:pPr>
-      <w:r>
-        <w:t>UC03 View minimum stock</w:t>
-      </w:r>
-    </w:p>
-    <w:p>
-      <w:pPr>
-        <w:pStyle w:val="ListParagraph"/>
-        <w:numPr>
-          <w:ilvl w:val="0"/>
-          <w:numId w:val="4"/>
-        </w:numPr>
-      </w:pPr>
-      <w:r>
-        <w:rPr>
-          <w:b/>
-        </w:rPr>
-        <w:t>Use Case name</w:t>
-      </w:r>
-    </w:p>
-    <w:p>
-      <w:pPr>
-        <w:pStyle w:val="ListParagraph"/>
-      </w:pPr>
-      <w:r>
-        <w:t>View minimum stock</w:t>
-      </w:r>
-    </w:p>
-    <w:p>
-      <w:pPr>
-        <w:pStyle w:val="ListParagraph"/>
-        <w:numPr>
-          <w:ilvl w:val="0"/>
-          <w:numId w:val="4"/>
-        </w:numPr>
-      </w:pPr>
-      <w:proofErr w:type="gramStart"/>
-      <w:r>
-        <w:rPr>
-          <w:b/>
-        </w:rPr>
-        <w:t>Brief summary</w:t>
-      </w:r>
-      <w:proofErr w:type="gramEnd"/>
-    </w:p>
-    <w:p>
-      <w:pPr>
-        <w:pStyle w:val="ListParagraph"/>
-      </w:pPr>
-      <w:r>
-        <w:t>The purchasing employee views which products are below their minimum stock level.</w:t>
-      </w:r>
-    </w:p>
-    <w:p>
-      <w:pPr>
-        <w:pStyle w:val="ListParagraph"/>
-        <w:numPr>
-          <w:ilvl w:val="0"/>
-          <w:numId w:val="4"/>
-        </w:numPr>
-      </w:pPr>
-      <w:r>
-        <w:rPr>
-          <w:b/>
-        </w:rPr>
         <w:t>Actors</w:t>
       </w:r>
     </w:p>
@@ -637,24 +2057,28 @@
         <w:pStyle w:val="ListParagraph"/>
       </w:pPr>
       <w:r>
-        <w:t xml:space="preserve">The products below minimum stock </w:t>
-      </w:r>
-      <w:proofErr w:type="gramStart"/>
-      <w:r>
-        <w:t>are</w:t>
-      </w:r>
-      <w:proofErr w:type="gramEnd"/>
-      <w:r>
-        <w:t xml:space="preserve"> shown with their current and minimum stock.</w:t>
-      </w:r>
+        <w:t>The products below minimum stock are shown with their current and minimum stock.</w:t>
+      </w:r>
+    </w:p>
+    <w:p>
+      <w:r>
+        <w:br w:type="page"/>
+      </w:r>
+    </w:p>
+    <w:p>
+      <w:pPr>
+        <w:pStyle w:val="ListParagraph"/>
+      </w:pPr>
     </w:p>
     <w:p>
       <w:pPr>
         <w:pStyle w:val="Heading2"/>
       </w:pPr>
+      <w:bookmarkStart w:id="4" w:name="_Toc244204494"/>
       <w:r>
         <w:t>UC04 Check stock</w:t>
       </w:r>
+      <w:bookmarkEnd w:id="4"/>
     </w:p>
     <w:p>
       <w:pPr>
@@ -687,14 +2111,12 @@
           <w:numId w:val="5"/>
         </w:numPr>
       </w:pPr>
-      <w:proofErr w:type="gramStart"/>
       <w:r>
         <w:rPr>
           <w:b/>
         </w:rPr>
         <w:t>Brief summary</w:t>
       </w:r>
-      <w:proofErr w:type="gramEnd"/>
     </w:p>
     <w:p>
       <w:pPr>
@@ -739,7 +2161,6 @@
         <w:rPr>
           <w:b/>
         </w:rPr>
-        <w:lastRenderedPageBreak/>
         <w:t>Assumptions (precondition)</w:t>
       </w:r>
     </w:p>
@@ -852,24 +2273,28 @@
         <w:pStyle w:val="ListParagraph"/>
       </w:pPr>
       <w:r>
-        <w:t xml:space="preserve">The available stock and locations have been shown, and a </w:t>
-      </w:r>
-      <w:proofErr w:type="gramStart"/>
-      <w:r>
-        <w:t>backorder</w:t>
-      </w:r>
-      <w:proofErr w:type="gramEnd"/>
-      <w:r>
-        <w:t xml:space="preserve"> may have been registered.</w:t>
-      </w:r>
+        <w:t>The available stock and locations have been shown, and a backorder may have been registered.</w:t>
+      </w:r>
+    </w:p>
+    <w:p>
+      <w:r>
+        <w:br w:type="page"/>
+      </w:r>
+    </w:p>
+    <w:p>
+      <w:pPr>
+        <w:pStyle w:val="ListParagraph"/>
+      </w:pPr>
     </w:p>
     <w:p>
       <w:pPr>
         <w:pStyle w:val="Heading2"/>
       </w:pPr>
+      <w:bookmarkStart w:id="5" w:name="_Toc244204495"/>
       <w:r>
         <w:t>UC05 Enter order</w:t>
       </w:r>
+      <w:bookmarkEnd w:id="5"/>
     </w:p>
     <w:p>
       <w:pPr>
@@ -902,14 +2327,12 @@
           <w:numId w:val="6"/>
         </w:numPr>
       </w:pPr>
-      <w:proofErr w:type="gramStart"/>
       <w:r>
         <w:rPr>
           <w:b/>
         </w:rPr>
         <w:t>Brief summary</w:t>
       </w:r>
-      <w:proofErr w:type="gramEnd"/>
     </w:p>
     <w:p>
       <w:pPr>
@@ -990,8 +2413,8 @@
         </w:rPr>
         <w:lastRenderedPageBreak/>
         <w:drawing>
-          <wp:inline distT="0" distB="0" distL="0" distR="0" wp14:anchorId="58CAA1C0" wp14:editId="70AC2714">
-            <wp:extent cx="2940852" cy="7498080"/>
+          <wp:inline distT="0" distB="0" distL="0" distR="0" wp14:anchorId="58CAA1C0" wp14:editId="67F8AC47">
+            <wp:extent cx="4217158" cy="6810233"/>
             <wp:effectExtent l="0" t="0" r="0" b="0"/>
             <wp:docPr id="5" name="image5" descr="AD UC05 Enter order"/>
             <wp:cNvGraphicFramePr/>
@@ -1011,7 +2434,7 @@
                   <pic:spPr>
                     <a:xfrm>
                       <a:off x="0" y="0"/>
-                      <a:ext cx="2940852" cy="7498080"/>
+                      <a:ext cx="4278553" cy="6909378"/>
                     </a:xfrm>
                     <a:prstGeom prst="rect">
                       <a:avLst/>
@@ -1044,40 +2467,42 @@
         <w:pStyle w:val="ListParagraph"/>
       </w:pPr>
       <w:r>
+        <w:t>The customer is blocked (debt collection): the system reports that the customer cannot place orders. Insufficient stock: the system reports the shortage (possible backorder). The customer does not agree: the order is cancelled.</w:t>
+      </w:r>
+    </w:p>
+    <w:p>
+      <w:pPr>
+        <w:pStyle w:val="ListParagraph"/>
+        <w:numPr>
+          <w:ilvl w:val="0"/>
+          <w:numId w:val="6"/>
+        </w:numPr>
+      </w:pPr>
+      <w:r>
+        <w:rPr>
+          <w:b/>
+        </w:rPr>
+        <w:t>Result (postcondition)</w:t>
+      </w:r>
+    </w:p>
+    <w:p>
+      <w:pPr>
+        <w:pStyle w:val="ListParagraph"/>
+      </w:pPr>
+      <w:r>
+        <w:t>The order has been saved with an order number, reserved stock and a delivery time, or the order has been cancelled.</w:t>
+      </w:r>
+    </w:p>
+    <w:p>
+      <w:pPr>
+        <w:pStyle w:val="Heading2"/>
+      </w:pPr>
+      <w:bookmarkStart w:id="6" w:name="_Toc244204496"/>
+      <w:r>
         <w:lastRenderedPageBreak/>
-        <w:t>The customer is blocked (debt collection): the system reports that the customer cannot place orders. Insufficient stock: the system reports the shortage (possible backorder). The customer does not agree: the order is cancelled.</w:t>
-      </w:r>
-    </w:p>
-    <w:p>
-      <w:pPr>
-        <w:pStyle w:val="ListParagraph"/>
-        <w:numPr>
-          <w:ilvl w:val="0"/>
-          <w:numId w:val="6"/>
-        </w:numPr>
-      </w:pPr>
-      <w:r>
-        <w:rPr>
-          <w:b/>
-        </w:rPr>
-        <w:t>Result (postcondition)</w:t>
-      </w:r>
-    </w:p>
-    <w:p>
-      <w:pPr>
-        <w:pStyle w:val="ListParagraph"/>
-      </w:pPr>
-      <w:r>
-        <w:t>The order has been saved with an order number, reserved stock and a delivery time, or the order has been cancelled.</w:t>
-      </w:r>
-    </w:p>
-    <w:p>
-      <w:pPr>
-        <w:pStyle w:val="Heading2"/>
-      </w:pPr>
-      <w:r>
         <w:t>UC06 View order status</w:t>
       </w:r>
+      <w:bookmarkEnd w:id="6"/>
     </w:p>
     <w:p>
       <w:pPr>
@@ -1110,14 +2535,12 @@
           <w:numId w:val="7"/>
         </w:numPr>
       </w:pPr>
-      <w:proofErr w:type="gramStart"/>
       <w:r>
         <w:rPr>
           <w:b/>
         </w:rPr>
         <w:t>Brief summary</w:t>
       </w:r>
-      <w:proofErr w:type="gramEnd"/>
     </w:p>
     <w:p>
       <w:pPr>
@@ -1278,12 +2701,24 @@
       </w:r>
     </w:p>
     <w:p>
+      <w:r>
+        <w:br w:type="page"/>
+      </w:r>
+    </w:p>
+    <w:p>
+      <w:pPr>
+        <w:pStyle w:val="ListParagraph"/>
+      </w:pPr>
+    </w:p>
+    <w:p>
       <w:pPr>
         <w:pStyle w:val="Heading2"/>
       </w:pPr>
+      <w:bookmarkStart w:id="7" w:name="_Toc244204497"/>
       <w:r>
         <w:t>UC07 Manage customer data</w:t>
       </w:r>
+      <w:bookmarkEnd w:id="7"/>
     </w:p>
     <w:p>
       <w:pPr>
@@ -1316,21 +2751,18 @@
           <w:numId w:val="8"/>
         </w:numPr>
       </w:pPr>
-      <w:proofErr w:type="gramStart"/>
       <w:r>
         <w:rPr>
           <w:b/>
         </w:rPr>
         <w:t>Brief summary</w:t>
       </w:r>
-      <w:proofErr w:type="gramEnd"/>
-    </w:p>
-    <w:p>
-      <w:pPr>
-        <w:pStyle w:val="ListParagraph"/>
-      </w:pPr>
-      <w:r>
-        <w:lastRenderedPageBreak/>
+    </w:p>
+    <w:p>
+      <w:pPr>
+        <w:pStyle w:val="ListParagraph"/>
+      </w:pPr>
+      <w:r>
         <w:t>The sales employee adds a customer (optionally with a one-time 10% acquisition discount), edits customer data or deactivates a customer.</w:t>
       </w:r>
     </w:p>
@@ -1485,12 +2917,24 @@
       </w:r>
     </w:p>
     <w:p>
+      <w:r>
+        <w:br w:type="page"/>
+      </w:r>
+    </w:p>
+    <w:p>
+      <w:pPr>
+        <w:pStyle w:val="ListParagraph"/>
+      </w:pPr>
+    </w:p>
+    <w:p>
       <w:pPr>
         <w:pStyle w:val="Heading2"/>
       </w:pPr>
+      <w:bookmarkStart w:id="8" w:name="_Toc244204498"/>
       <w:r>
         <w:t>UC08 View collection bins</w:t>
       </w:r>
+      <w:bookmarkEnd w:id="8"/>
     </w:p>
     <w:p>
       <w:pPr>
@@ -1523,14 +2967,12 @@
           <w:numId w:val="9"/>
         </w:numPr>
       </w:pPr>
-      <w:proofErr w:type="gramStart"/>
       <w:r>
         <w:rPr>
           <w:b/>
         </w:rPr>
         <w:t>Brief summary</w:t>
       </w:r>
-      <w:proofErr w:type="gramEnd"/>
     </w:p>
     <w:p>
       <w:pPr>
@@ -1583,7 +3025,6 @@
         <w:pStyle w:val="ListParagraph"/>
       </w:pPr>
       <w:r>
-        <w:lastRenderedPageBreak/>
         <w:t>The distribution employee is logged in.</w:t>
       </w:r>
     </w:p>
@@ -1692,12 +3133,20 @@
       </w:r>
     </w:p>
     <w:p>
+      <w:r>
+        <w:br w:type="page"/>
+      </w:r>
+    </w:p>
+    <w:p>
       <w:pPr>
         <w:pStyle w:val="Heading2"/>
       </w:pPr>
-      <w:r>
+      <w:bookmarkStart w:id="9" w:name="_Toc244204499"/>
+      <w:r>
+        <w:lastRenderedPageBreak/>
         <w:t>UC09 Pack order</w:t>
       </w:r>
+      <w:bookmarkEnd w:id="9"/>
     </w:p>
     <w:p>
       <w:pPr>
@@ -1730,14 +3179,12 @@
           <w:numId w:val="10"/>
         </w:numPr>
       </w:pPr>
-      <w:proofErr w:type="gramStart"/>
       <w:r>
         <w:rPr>
           <w:b/>
         </w:rPr>
         <w:t>Brief summary</w:t>
       </w:r>
-      <w:proofErr w:type="gramEnd"/>
     </w:p>
     <w:p>
       <w:pPr>
@@ -1896,24 +3343,28 @@
       </w:pPr>
       <w:r>
         <w:lastRenderedPageBreak/>
-        <w:t xml:space="preserve">The order has been packed and labelled, its status has been </w:t>
-      </w:r>
-      <w:proofErr w:type="gramStart"/>
-      <w:r>
-        <w:t>updated</w:t>
-      </w:r>
-      <w:proofErr w:type="gramEnd"/>
-      <w:r>
-        <w:t xml:space="preserve"> and a trip has been assigned.</w:t>
-      </w:r>
+        <w:t>The order has been packed and labelled, its status has been updated and a trip has been assigned.</w:t>
+      </w:r>
+    </w:p>
+    <w:p>
+      <w:r>
+        <w:br w:type="page"/>
+      </w:r>
+    </w:p>
+    <w:p>
+      <w:pPr>
+        <w:pStyle w:val="ListParagraph"/>
+      </w:pPr>
     </w:p>
     <w:p>
       <w:pPr>
         <w:pStyle w:val="Heading2"/>
       </w:pPr>
+      <w:bookmarkStart w:id="10" w:name="_Toc244204500"/>
       <w:r>
         <w:t>UC10 Register collection bin</w:t>
       </w:r>
+      <w:bookmarkEnd w:id="10"/>
     </w:p>
     <w:p>
       <w:pPr>
@@ -1946,29 +3397,19 @@
           <w:numId w:val="11"/>
         </w:numPr>
       </w:pPr>
-      <w:proofErr w:type="gramStart"/>
       <w:r>
         <w:rPr>
           <w:b/>
         </w:rPr>
         <w:t>Brief summary</w:t>
       </w:r>
-      <w:proofErr w:type="gramEnd"/>
-    </w:p>
-    <w:p>
-      <w:pPr>
-        <w:pStyle w:val="ListParagraph"/>
-      </w:pPr>
-      <w:r>
-        <w:t xml:space="preserve">The warehouse robot scans an empty collection </w:t>
-      </w:r>
-      <w:proofErr w:type="gramStart"/>
-      <w:r>
-        <w:t>bin</w:t>
-      </w:r>
-      <w:proofErr w:type="gramEnd"/>
-      <w:r>
-        <w:t xml:space="preserve"> and the system links the bin to a sub-order.</w:t>
+    </w:p>
+    <w:p>
+      <w:pPr>
+        <w:pStyle w:val="ListParagraph"/>
+      </w:pPr>
+      <w:r>
+        <w:t>The warehouse robot scans an empty collection bin and the system links the bin to a sub-order.</w:t>
       </w:r>
     </w:p>
     <w:p>
@@ -2040,11 +3481,10 @@
         <w:rPr>
           <w:noProof/>
         </w:rPr>
-        <w:lastRenderedPageBreak/>
         <w:drawing>
-          <wp:inline distT="0" distB="0" distL="0" distR="0" wp14:anchorId="542F2FA5" wp14:editId="31439FBD">
-            <wp:extent cx="5486400" cy="5808182"/>
-            <wp:effectExtent l="0" t="0" r="0" b="0"/>
+          <wp:inline distT="0" distB="0" distL="0" distR="0" wp14:anchorId="542F2FA5" wp14:editId="5BA88D4C">
+            <wp:extent cx="4449170" cy="4462818"/>
+            <wp:effectExtent l="0" t="0" r="8890" b="0"/>
             <wp:docPr id="10" name="image10" descr="AD UC10 Register collection bin"/>
             <wp:cNvGraphicFramePr/>
             <a:graphic xmlns:a="http://schemas.openxmlformats.org/drawingml/2006/main">
@@ -2063,7 +3503,7 @@
                   <pic:spPr>
                     <a:xfrm>
                       <a:off x="0" y="0"/>
-                      <a:ext cx="5486400" cy="5808182"/>
+                      <a:ext cx="4455592" cy="4469259"/>
                     </a:xfrm>
                     <a:prstGeom prst="rect">
                       <a:avLst/>
@@ -2096,15 +3536,7 @@
         <w:pStyle w:val="ListParagraph"/>
       </w:pPr>
       <w:r>
-        <w:t xml:space="preserve">The bin code is unknown or already in use: the system sends an error </w:t>
-      </w:r>
-      <w:proofErr w:type="gramStart"/>
-      <w:r>
-        <w:t>message</w:t>
-      </w:r>
-      <w:proofErr w:type="gramEnd"/>
-      <w:r>
-        <w:t xml:space="preserve"> and the robot takes another bin.</w:t>
+        <w:t>The bin code is unknown or already in use: the system sends an error message and the robot takes another bin.</w:t>
       </w:r>
     </w:p>
     <w:p>
@@ -2132,11 +3564,25 @@
     </w:p>
     <w:p>
       <w:pPr>
+        <w:rPr>
+          <w:b/>
+          <w:sz w:val="26"/>
+        </w:rPr>
+      </w:pPr>
+      <w:r>
+        <w:br w:type="page"/>
+      </w:r>
+    </w:p>
+    <w:p>
+      <w:pPr>
         <w:pStyle w:val="Heading2"/>
       </w:pPr>
-      <w:r>
+      <w:bookmarkStart w:id="11" w:name="_Toc244204501"/>
+      <w:r>
+        <w:lastRenderedPageBreak/>
         <w:t>UC11 Complete sub-order</w:t>
       </w:r>
+      <w:bookmarkEnd w:id="11"/>
     </w:p>
     <w:p>
       <w:pPr>
@@ -2169,14 +3615,12 @@
           <w:numId w:val="12"/>
         </w:numPr>
       </w:pPr>
-      <w:proofErr w:type="gramStart"/>
       <w:r>
         <w:rPr>
           <w:b/>
         </w:rPr>
         <w:t>Brief summary</w:t>
       </w:r>
-      <w:proofErr w:type="gramEnd"/>
     </w:p>
     <w:p>
       <w:pPr>
@@ -2198,7 +3642,6 @@
         <w:rPr>
           <w:b/>
         </w:rPr>
-        <w:lastRenderedPageBreak/>
         <w:t>Actors</w:t>
       </w:r>
     </w:p>
@@ -2257,9 +3700,9 @@
           <w:noProof/>
         </w:rPr>
         <w:drawing>
-          <wp:inline distT="0" distB="0" distL="0" distR="0" wp14:anchorId="0A53E47D" wp14:editId="4F71462F">
-            <wp:extent cx="5486400" cy="6256133"/>
-            <wp:effectExtent l="0" t="0" r="0" b="0"/>
+          <wp:inline distT="0" distB="0" distL="0" distR="0" wp14:anchorId="0A53E47D" wp14:editId="71DCE5A4">
+            <wp:extent cx="4380931" cy="4667534"/>
+            <wp:effectExtent l="0" t="0" r="635" b="0"/>
             <wp:docPr id="11" name="image11" descr="AD UC11 Complete sub-order"/>
             <wp:cNvGraphicFramePr/>
             <a:graphic xmlns:a="http://schemas.openxmlformats.org/drawingml/2006/main">
@@ -2278,7 +3721,7 @@
                   <pic:spPr>
                     <a:xfrm>
                       <a:off x="0" y="0"/>
-                      <a:ext cx="5486400" cy="6256133"/>
+                      <a:ext cx="4394630" cy="4682129"/>
                     </a:xfrm>
                     <a:prstGeom prst="rect">
                       <a:avLst/>
@@ -2311,15 +3754,7 @@
         <w:pStyle w:val="ListParagraph"/>
       </w:pPr>
       <w:r>
-        <w:t xml:space="preserve">Not all products were collected: the system corrects the stock and sets the missing lines to </w:t>
-      </w:r>
-      <w:proofErr w:type="gramStart"/>
-      <w:r>
-        <w:t>backorder</w:t>
-      </w:r>
-      <w:proofErr w:type="gramEnd"/>
-      <w:r>
-        <w:t>.</w:t>
+        <w:t>Not all products were collected: the system corrects the stock and sets the missing lines to backorder.</w:t>
       </w:r>
     </w:p>
     <w:p>
@@ -2342,17 +3777,28 @@
         <w:pStyle w:val="ListParagraph"/>
       </w:pPr>
       <w:r>
-        <w:lastRenderedPageBreak/>
         <w:t>The stock has been updated, the order status may have been updated, and the robot has a new sub-order or is waiting.</w:t>
       </w:r>
     </w:p>
     <w:p>
+      <w:r>
+        <w:br w:type="page"/>
+      </w:r>
+    </w:p>
+    <w:p>
+      <w:pPr>
+        <w:pStyle w:val="ListParagraph"/>
+      </w:pPr>
+    </w:p>
+    <w:p>
       <w:pPr>
         <w:pStyle w:val="Heading2"/>
       </w:pPr>
+      <w:bookmarkStart w:id="12" w:name="_Toc244204502"/>
       <w:r>
         <w:t>UC12 Register delivery</w:t>
       </w:r>
+      <w:bookmarkEnd w:id="12"/>
     </w:p>
     <w:p>
       <w:pPr>
@@ -2385,14 +3831,12 @@
           <w:numId w:val="13"/>
         </w:numPr>
       </w:pPr>
-      <w:proofErr w:type="gramStart"/>
       <w:r>
         <w:rPr>
           <w:b/>
         </w:rPr>
         <w:t>Brief summary</w:t>
       </w:r>
-      <w:proofErr w:type="gramEnd"/>
     </w:p>
     <w:p>
       <w:pPr>
@@ -2445,15 +3889,7 @@
         <w:pStyle w:val="ListParagraph"/>
       </w:pPr>
       <w:r>
-        <w:t xml:space="preserve">The courier is logged </w:t>
-      </w:r>
-      <w:proofErr w:type="gramStart"/>
-      <w:r>
-        <w:t>in</w:t>
-      </w:r>
-      <w:proofErr w:type="gramEnd"/>
-      <w:r>
-        <w:t xml:space="preserve"> and the order is part of an assigned trip.</w:t>
+        <w:t>The courier is logged in and the order is part of an assigned trip.</w:t>
       </w:r>
     </w:p>
     <w:p>
@@ -2479,10 +3915,9 @@
         <w:rPr>
           <w:noProof/>
         </w:rPr>
-        <w:lastRenderedPageBreak/>
         <w:drawing>
-          <wp:inline distT="0" distB="0" distL="0" distR="0" wp14:anchorId="479E4A72" wp14:editId="1E9ADB4C">
-            <wp:extent cx="5425208" cy="7498080"/>
+          <wp:inline distT="0" distB="0" distL="0" distR="0" wp14:anchorId="479E4A72" wp14:editId="02E2263D">
+            <wp:extent cx="4002657" cy="4632384"/>
             <wp:effectExtent l="0" t="0" r="0" b="0"/>
             <wp:docPr id="12" name="image12" descr="AD UC12 Register delivery"/>
             <wp:cNvGraphicFramePr/>
@@ -2502,7 +3937,7 @@
                   <pic:spPr>
                     <a:xfrm>
                       <a:off x="0" y="0"/>
-                      <a:ext cx="5425208" cy="7498080"/>
+                      <a:ext cx="4034312" cy="4669019"/>
                     </a:xfrm>
                     <a:prstGeom prst="rect">
                       <a:avLst/>
@@ -2550,33 +3985,27 @@
         <w:rPr>
           <w:b/>
         </w:rPr>
+        <w:t>Result (postcondition)</w:t>
+      </w:r>
+    </w:p>
+    <w:p>
+      <w:pPr>
+        <w:pStyle w:val="ListParagraph"/>
+      </w:pPr>
+      <w:r>
+        <w:t>The delivery has been registered with signature and time, or registered as failed.</w:t>
+      </w:r>
+    </w:p>
+    <w:p>
+      <w:pPr>
+        <w:pStyle w:val="Heading2"/>
+      </w:pPr>
+      <w:bookmarkStart w:id="13" w:name="_Toc244204503"/>
+      <w:r>
         <w:lastRenderedPageBreak/>
-        <w:t>Result (postcondition)</w:t>
-      </w:r>
-    </w:p>
-    <w:p>
-      <w:pPr>
-        <w:pStyle w:val="ListParagraph"/>
-      </w:pPr>
-      <w:r>
-        <w:t xml:space="preserve">The delivery has been registered with signature and </w:t>
-      </w:r>
-      <w:proofErr w:type="gramStart"/>
-      <w:r>
-        <w:t>time, or</w:t>
-      </w:r>
-      <w:proofErr w:type="gramEnd"/>
-      <w:r>
-        <w:t xml:space="preserve"> registered as failed.</w:t>
-      </w:r>
-    </w:p>
-    <w:p>
-      <w:pPr>
-        <w:pStyle w:val="Heading2"/>
-      </w:pPr>
-      <w:r>
         <w:t>UC13 View assigned trips</w:t>
       </w:r>
+      <w:bookmarkEnd w:id="13"/>
     </w:p>
     <w:p>
       <w:pPr>
@@ -2609,14 +4038,12 @@
           <w:numId w:val="14"/>
         </w:numPr>
       </w:pPr>
-      <w:proofErr w:type="gramStart"/>
       <w:r>
         <w:rPr>
           <w:b/>
         </w:rPr>
         <w:t>Brief summary</w:t>
       </w:r>
-      <w:proofErr w:type="gramEnd"/>
     </w:p>
     <w:p>
       <w:pPr>
@@ -2777,12 +4204,24 @@
       </w:r>
     </w:p>
     <w:p>
+      <w:r>
+        <w:br w:type="page"/>
+      </w:r>
+    </w:p>
+    <w:p>
+      <w:pPr>
+        <w:pStyle w:val="ListParagraph"/>
+      </w:pPr>
+    </w:p>
+    <w:p>
       <w:pPr>
         <w:pStyle w:val="Heading2"/>
       </w:pPr>
+      <w:bookmarkStart w:id="14" w:name="_Toc244204504"/>
       <w:r>
         <w:t>UC14 Look up delivery time</w:t>
       </w:r>
+      <w:bookmarkEnd w:id="14"/>
     </w:p>
     <w:p>
       <w:pPr>
@@ -2804,7 +4243,6 @@
         <w:pStyle w:val="ListParagraph"/>
       </w:pPr>
       <w:r>
-        <w:lastRenderedPageBreak/>
         <w:t>Look up delivery time</w:t>
       </w:r>
     </w:p>
@@ -2816,14 +4254,12 @@
           <w:numId w:val="15"/>
         </w:numPr>
       </w:pPr>
-      <w:proofErr w:type="gramStart"/>
       <w:r>
         <w:rPr>
           <w:b/>
         </w:rPr>
         <w:t>Brief summary</w:t>
       </w:r>
-      <w:proofErr w:type="gramEnd"/>
     </w:p>
     <w:p>
       <w:pPr>
@@ -2984,12 +4420,24 @@
       </w:r>
     </w:p>
     <w:p>
+      <w:r>
+        <w:br w:type="page"/>
+      </w:r>
+    </w:p>
+    <w:p>
+      <w:pPr>
+        <w:pStyle w:val="ListParagraph"/>
+      </w:pPr>
+    </w:p>
+    <w:p>
       <w:pPr>
         <w:pStyle w:val="Heading2"/>
       </w:pPr>
+      <w:bookmarkStart w:id="15" w:name="_Toc244204505"/>
       <w:r>
         <w:t>UC15 Look up customer phone number</w:t>
       </w:r>
+      <w:bookmarkEnd w:id="15"/>
     </w:p>
     <w:p>
       <w:pPr>
@@ -3022,14 +4470,12 @@
           <w:numId w:val="16"/>
         </w:numPr>
       </w:pPr>
-      <w:proofErr w:type="gramStart"/>
       <w:r>
         <w:rPr>
           <w:b/>
         </w:rPr>
         <w:t>Brief summary</w:t>
       </w:r>
-      <w:proofErr w:type="gramEnd"/>
     </w:p>
     <w:p>
       <w:pPr>
@@ -3108,7 +4554,6 @@
         <w:rPr>
           <w:noProof/>
         </w:rPr>
-        <w:lastRenderedPageBreak/>
         <w:drawing>
           <wp:inline distT="0" distB="0" distL="0" distR="0" wp14:anchorId="05106FA6" wp14:editId="6297DC4A">
             <wp:extent cx="4181475" cy="3171825"/>
@@ -3191,12 +4636,24 @@
       </w:r>
     </w:p>
     <w:p>
+      <w:r>
+        <w:br w:type="page"/>
+      </w:r>
+    </w:p>
+    <w:p>
+      <w:pPr>
+        <w:pStyle w:val="ListParagraph"/>
+      </w:pPr>
+    </w:p>
+    <w:p>
       <w:pPr>
         <w:pStyle w:val="Heading2"/>
       </w:pPr>
+      <w:bookmarkStart w:id="16" w:name="_Toc244204506"/>
       <w:r>
         <w:t>UC16 Create invoice</w:t>
       </w:r>
+      <w:bookmarkEnd w:id="16"/>
     </w:p>
     <w:p>
       <w:pPr>
@@ -3229,37 +4686,19 @@
           <w:numId w:val="17"/>
         </w:numPr>
       </w:pPr>
-      <w:proofErr w:type="gramStart"/>
       <w:r>
         <w:rPr>
           <w:b/>
         </w:rPr>
         <w:t>Brief summary</w:t>
       </w:r>
-      <w:proofErr w:type="gramEnd"/>
-    </w:p>
-    <w:p>
-      <w:pPr>
-        <w:pStyle w:val="ListParagraph"/>
-      </w:pPr>
-      <w:r>
-        <w:t xml:space="preserve">The administration employee starts the weekly </w:t>
-      </w:r>
-      <w:proofErr w:type="gramStart"/>
-      <w:r>
-        <w:t>invoicing</w:t>
-      </w:r>
-      <w:proofErr w:type="gramEnd"/>
-      <w:r>
-        <w:t xml:space="preserve">. For each customer, the system bundles the delivered orders into an invoice and sends </w:t>
-      </w:r>
-      <w:proofErr w:type="gramStart"/>
-      <w:r>
-        <w:t>it</w:t>
-      </w:r>
-      <w:proofErr w:type="gramEnd"/>
-      <w:r>
-        <w:t xml:space="preserve"> to the customer.</w:t>
+    </w:p>
+    <w:p>
+      <w:pPr>
+        <w:pStyle w:val="ListParagraph"/>
+      </w:pPr>
+      <w:r>
+        <w:t>The administration employee starts the weekly invoicing. For each customer, the system bundles the delivered orders into an invoice and sends it to the customer.</w:t>
       </w:r>
     </w:p>
     <w:p>
@@ -3331,10 +4770,9 @@
         <w:rPr>
           <w:noProof/>
         </w:rPr>
-        <w:lastRenderedPageBreak/>
         <w:drawing>
-          <wp:inline distT="0" distB="0" distL="0" distR="0" wp14:anchorId="76EAEA6E" wp14:editId="2D307F37">
-            <wp:extent cx="5081942" cy="7498080"/>
+          <wp:inline distT="0" distB="0" distL="0" distR="0" wp14:anchorId="76EAEA6E" wp14:editId="5C9CE377">
+            <wp:extent cx="3303917" cy="4804913"/>
             <wp:effectExtent l="0" t="0" r="0" b="0"/>
             <wp:docPr id="16" name="image16" descr="AD UC16 Create invoice"/>
             <wp:cNvGraphicFramePr/>
@@ -3354,7 +4792,7 @@
                   <pic:spPr>
                     <a:xfrm>
                       <a:off x="0" y="0"/>
-                      <a:ext cx="5081942" cy="7498080"/>
+                      <a:ext cx="3314744" cy="4820659"/>
                     </a:xfrm>
                     <a:prstGeom prst="rect">
                       <a:avLst/>
@@ -3387,15 +4825,7 @@
         <w:pStyle w:val="ListParagraph"/>
       </w:pPr>
       <w:r>
-        <w:t xml:space="preserve">There are no customers with delivered, </w:t>
-      </w:r>
-      <w:proofErr w:type="spellStart"/>
-      <w:r>
-        <w:t>uninvoiced</w:t>
-      </w:r>
-      <w:proofErr w:type="spellEnd"/>
-      <w:r>
-        <w:t xml:space="preserve"> orders: no invoice is created.</w:t>
+        <w:t>There are no customers with delivered, uninvoiced orders: no invoice is created.</w:t>
       </w:r>
     </w:p>
     <w:p>
@@ -3418,45 +4848,203 @@
         <w:pStyle w:val="ListParagraph"/>
       </w:pPr>
       <w:r>
+        <w:t>An invoice has been saved and sent for each customer, and the orders are set to "invoiced".</w:t>
+      </w:r>
+    </w:p>
+    <w:p>
+      <w:pPr>
+        <w:pStyle w:val="Heading2"/>
+      </w:pPr>
+      <w:bookmarkStart w:id="17" w:name="_Toc244204507"/>
+      <w:r>
         <w:lastRenderedPageBreak/>
-        <w:t xml:space="preserve">An invoice has been saved and sent </w:t>
-      </w:r>
-      <w:proofErr w:type="gramStart"/>
-      <w:r>
-        <w:t>for</w:t>
-      </w:r>
-      <w:proofErr w:type="gramEnd"/>
-      <w:r>
-        <w:t xml:space="preserve"> each customer, and the orders are </w:t>
-      </w:r>
-      <w:proofErr w:type="gramStart"/>
-      <w:r>
-        <w:t>set</w:t>
-      </w:r>
-      <w:proofErr w:type="gramEnd"/>
-      <w:r>
-        <w:t xml:space="preserve"> to "invoiced".</w:t>
+        <w:t>UC17 View delivered orders</w:t>
+      </w:r>
+      <w:bookmarkEnd w:id="17"/>
+    </w:p>
+    <w:p>
+      <w:pPr>
+        <w:pStyle w:val="ListParagraph"/>
+        <w:numPr>
+          <w:ilvl w:val="0"/>
+          <w:numId w:val="18"/>
+        </w:numPr>
+      </w:pPr>
+      <w:r>
+        <w:rPr>
+          <w:b/>
+        </w:rPr>
+        <w:t>Use Case name</w:t>
+      </w:r>
+    </w:p>
+    <w:p>
+      <w:pPr>
+        <w:pStyle w:val="ListParagraph"/>
+      </w:pPr>
+      <w:r>
+        <w:t>View delivered orders</w:t>
+      </w:r>
+    </w:p>
+    <w:p>
+      <w:pPr>
+        <w:pStyle w:val="ListParagraph"/>
+        <w:numPr>
+          <w:ilvl w:val="0"/>
+          <w:numId w:val="18"/>
+        </w:numPr>
+      </w:pPr>
+      <w:r>
+        <w:rPr>
+          <w:b/>
+        </w:rPr>
+        <w:t>Brief summary</w:t>
+      </w:r>
+    </w:p>
+    <w:p>
+      <w:pPr>
+        <w:pStyle w:val="ListParagraph"/>
+      </w:pPr>
+      <w:r>
+        <w:t>The administration employee views the delivered orders that have not been invoiced yet.</w:t>
+      </w:r>
+    </w:p>
+    <w:p>
+      <w:pPr>
+        <w:pStyle w:val="ListParagraph"/>
+        <w:numPr>
+          <w:ilvl w:val="0"/>
+          <w:numId w:val="18"/>
+        </w:numPr>
+      </w:pPr>
+      <w:r>
+        <w:rPr>
+          <w:b/>
+        </w:rPr>
+        <w:t>Actors</w:t>
+      </w:r>
+    </w:p>
+    <w:p>
+      <w:pPr>
+        <w:pStyle w:val="ListParagraph"/>
+      </w:pPr>
+      <w:r>
+        <w:t>Administration Employee</w:t>
+      </w:r>
+    </w:p>
+    <w:p>
+      <w:pPr>
+        <w:pStyle w:val="ListParagraph"/>
+        <w:numPr>
+          <w:ilvl w:val="0"/>
+          <w:numId w:val="18"/>
+        </w:numPr>
+      </w:pPr>
+      <w:r>
+        <w:rPr>
+          <w:b/>
+        </w:rPr>
+        <w:t>Assumptions (precondition)</w:t>
+      </w:r>
+    </w:p>
+    <w:p>
+      <w:pPr>
+        <w:pStyle w:val="ListParagraph"/>
+      </w:pPr>
+      <w:r>
+        <w:t>The administration employee is logged in.</w:t>
+      </w:r>
+    </w:p>
+    <w:p>
+      <w:pPr>
+        <w:pStyle w:val="ListParagraph"/>
+        <w:numPr>
+          <w:ilvl w:val="0"/>
+          <w:numId w:val="18"/>
+        </w:numPr>
+      </w:pPr>
+      <w:r>
+        <w:rPr>
+          <w:b/>
+        </w:rPr>
+        <w:t>Description (step-by-step plan)</w:t>
+      </w:r>
+    </w:p>
+    <w:p>
+      <w:pPr>
+        <w:pStyle w:val="ListParagraph"/>
+      </w:pPr>
+      <w:r>
+        <w:t>[image: AD UC17 View delivered orders]</w:t>
+      </w:r>
+    </w:p>
+    <w:p>
+      <w:pPr>
+        <w:pStyle w:val="ListParagraph"/>
+        <w:numPr>
+          <w:ilvl w:val="0"/>
+          <w:numId w:val="18"/>
+        </w:numPr>
+      </w:pPr>
+      <w:r>
+        <w:rPr>
+          <w:b/>
+        </w:rPr>
+        <w:t>Exception</w:t>
+      </w:r>
+    </w:p>
+    <w:p>
+      <w:pPr>
+        <w:pStyle w:val="ListParagraph"/>
+      </w:pPr>
+      <w:r>
+        <w:t>There are no delivered, uninvoiced orders: the system shows a message.</w:t>
+      </w:r>
+    </w:p>
+    <w:p>
+      <w:pPr>
+        <w:pStyle w:val="ListParagraph"/>
+        <w:numPr>
+          <w:ilvl w:val="0"/>
+          <w:numId w:val="18"/>
+        </w:numPr>
+      </w:pPr>
+      <w:r>
+        <w:rPr>
+          <w:b/>
+        </w:rPr>
+        <w:t>Result (postcondition)</w:t>
+      </w:r>
+    </w:p>
+    <w:p>
+      <w:pPr>
+        <w:pStyle w:val="ListParagraph"/>
+      </w:pPr>
+      <w:r>
+        <w:t>The order lines and extra costs of the selected order have been shown.</w:t>
+      </w:r>
+    </w:p>
+    <w:p>
+      <w:r>
+        <w:br w:type="page"/>
       </w:r>
     </w:p>
     <w:p>
       <w:pPr>
         <w:pStyle w:val="Heading2"/>
       </w:pPr>
-      <w:r>
-        <w:t xml:space="preserve">UC17 View </w:t>
-      </w:r>
-      <w:proofErr w:type="gramStart"/>
-      <w:r>
-        <w:t>delivered orders</w:t>
-      </w:r>
-      <w:proofErr w:type="gramEnd"/>
-    </w:p>
-    <w:p>
-      <w:pPr>
-        <w:pStyle w:val="ListParagraph"/>
-        <w:numPr>
-          <w:ilvl w:val="0"/>
-          <w:numId w:val="18"/>
+      <w:bookmarkStart w:id="18" w:name="_Toc244204508"/>
+      <w:r>
+        <w:lastRenderedPageBreak/>
+        <w:t>UC18 View outstanding invoices</w:t>
+      </w:r>
+      <w:bookmarkEnd w:id="18"/>
+    </w:p>
+    <w:p>
+      <w:pPr>
+        <w:pStyle w:val="ListParagraph"/>
+        <w:numPr>
+          <w:ilvl w:val="0"/>
+          <w:numId w:val="19"/>
         </w:numPr>
       </w:pPr>
       <w:r>
@@ -3470,43 +5058,39 @@
       <w:pPr>
         <w:pStyle w:val="ListParagraph"/>
       </w:pPr>
-      <w:proofErr w:type="gramStart"/>
-      <w:r>
-        <w:t>View delivered orders</w:t>
-      </w:r>
-      <w:proofErr w:type="gramEnd"/>
-    </w:p>
-    <w:p>
-      <w:pPr>
-        <w:pStyle w:val="ListParagraph"/>
-        <w:numPr>
-          <w:ilvl w:val="0"/>
-          <w:numId w:val="18"/>
-        </w:numPr>
-      </w:pPr>
-      <w:proofErr w:type="gramStart"/>
+      <w:r>
+        <w:t>View outstanding invoices</w:t>
+      </w:r>
+    </w:p>
+    <w:p>
+      <w:pPr>
+        <w:pStyle w:val="ListParagraph"/>
+        <w:numPr>
+          <w:ilvl w:val="0"/>
+          <w:numId w:val="19"/>
+        </w:numPr>
+      </w:pPr>
       <w:r>
         <w:rPr>
           <w:b/>
         </w:rPr>
         <w:t>Brief summary</w:t>
       </w:r>
-      <w:proofErr w:type="gramEnd"/>
-    </w:p>
-    <w:p>
-      <w:pPr>
-        <w:pStyle w:val="ListParagraph"/>
-      </w:pPr>
-      <w:r>
-        <w:t>The administration employee views the delivered orders that have not been invoiced yet.</w:t>
-      </w:r>
-    </w:p>
-    <w:p>
-      <w:pPr>
-        <w:pStyle w:val="ListParagraph"/>
-        <w:numPr>
-          <w:ilvl w:val="0"/>
-          <w:numId w:val="18"/>
+    </w:p>
+    <w:p>
+      <w:pPr>
+        <w:pStyle w:val="ListParagraph"/>
+      </w:pPr>
+      <w:r>
+        <w:t>The administration employee views unpaid invoices and takes action based on how long they have been open: a reminder, a payment plan or the debt collection agency.</w:t>
+      </w:r>
+    </w:p>
+    <w:p>
+      <w:pPr>
+        <w:pStyle w:val="ListParagraph"/>
+        <w:numPr>
+          <w:ilvl w:val="0"/>
+          <w:numId w:val="19"/>
         </w:numPr>
       </w:pPr>
       <w:r>
@@ -3521,6 +5105,212 @@
         <w:pStyle w:val="ListParagraph"/>
       </w:pPr>
       <w:r>
+        <w:t>Administration Employee, Customer</w:t>
+      </w:r>
+    </w:p>
+    <w:p>
+      <w:pPr>
+        <w:pStyle w:val="ListParagraph"/>
+        <w:numPr>
+          <w:ilvl w:val="0"/>
+          <w:numId w:val="19"/>
+        </w:numPr>
+      </w:pPr>
+      <w:r>
+        <w:rPr>
+          <w:b/>
+        </w:rPr>
+        <w:t>Assumptions (precondition)</w:t>
+      </w:r>
+    </w:p>
+    <w:p>
+      <w:pPr>
+        <w:pStyle w:val="ListParagraph"/>
+      </w:pPr>
+      <w:r>
+        <w:t>The administration employee is logged in.</w:t>
+      </w:r>
+    </w:p>
+    <w:p>
+      <w:pPr>
+        <w:pStyle w:val="ListParagraph"/>
+        <w:numPr>
+          <w:ilvl w:val="0"/>
+          <w:numId w:val="19"/>
+        </w:numPr>
+      </w:pPr>
+      <w:r>
+        <w:rPr>
+          <w:b/>
+        </w:rPr>
+        <w:t>Description (step-by-step plan)</w:t>
+      </w:r>
+    </w:p>
+    <w:p>
+      <w:pPr>
+        <w:pStyle w:val="ListParagraph"/>
+        <w:numPr>
+          <w:ilvl w:val="0"/>
+          <w:numId w:val="19"/>
+        </w:numPr>
+      </w:pPr>
+      <w:r>
+        <w:drawing>
+          <wp:inline distT="0" distB="0" distL="0" distR="0" wp14:anchorId="56569E32" wp14:editId="13C9FF32">
+            <wp:extent cx="5943600" cy="4001135"/>
+            <wp:effectExtent l="0" t="0" r="0" b="0"/>
+            <wp:docPr id="1970481316" name="Picture 1" descr="The diagram illustrates an administrative process flow, starting with the 'System' as the central node, branching into various roles such as 'Call Center', 'Customer', 'Order Processing', and 'Payment Processing', each connected by arrows indicating their interactions.&#10;&#10;AI-generated content may be incorrect."/>
+            <wp:cNvGraphicFramePr>
+              <a:graphicFrameLocks xmlns:a="http://schemas.openxmlformats.org/drawingml/2006/main" noChangeAspect="1"/>
+            </wp:cNvGraphicFramePr>
+            <a:graphic xmlns:a="http://schemas.openxmlformats.org/drawingml/2006/main">
+              <a:graphicData uri="http://schemas.openxmlformats.org/drawingml/2006/picture">
+                <pic:pic xmlns:pic="http://schemas.openxmlformats.org/drawingml/2006/picture">
+                  <pic:nvPicPr>
+                    <pic:cNvPr id="1970481316" name="Picture 1" descr="The diagram illustrates an administrative process flow, starting with the 'System' as the central node, branching into various roles such as 'Call Center', 'Customer', 'Order Processing', and 'Payment Processing', each connected by arrows indicating their interactions.&#10;&#10;AI-generated content may be incorrect."/>
+                    <pic:cNvPicPr/>
+                  </pic:nvPicPr>
+                  <pic:blipFill>
+                    <a:blip r:embed="rId23"/>
+                    <a:stretch>
+                      <a:fillRect/>
+                    </a:stretch>
+                  </pic:blipFill>
+                  <pic:spPr>
+                    <a:xfrm>
+                      <a:off x="0" y="0"/>
+                      <a:ext cx="5943600" cy="4001135"/>
+                    </a:xfrm>
+                    <a:prstGeom prst="rect">
+                      <a:avLst/>
+                    </a:prstGeom>
+                  </pic:spPr>
+                </pic:pic>
+              </a:graphicData>
+            </a:graphic>
+          </wp:inline>
+        </w:drawing>
+      </w:r>
+      <w:r>
+        <w:rPr>
+          <w:b/>
+        </w:rPr>
+        <w:t>Exception</w:t>
+      </w:r>
+    </w:p>
+    <w:p>
+      <w:pPr>
+        <w:pStyle w:val="ListParagraph"/>
+      </w:pPr>
+      <w:r>
+        <w:t>The customer does not accept the payment plan: a debt collection agency is registered and the customer is blocked from new orders.</w:t>
+      </w:r>
+    </w:p>
+    <w:p>
+      <w:pPr>
+        <w:pStyle w:val="ListParagraph"/>
+        <w:numPr>
+          <w:ilvl w:val="0"/>
+          <w:numId w:val="19"/>
+        </w:numPr>
+      </w:pPr>
+      <w:r>
+        <w:rPr>
+          <w:b/>
+        </w:rPr>
+        <w:t>Result (postcondition)</w:t>
+      </w:r>
+    </w:p>
+    <w:p>
+      <w:pPr>
+        <w:pStyle w:val="ListParagraph"/>
+      </w:pPr>
+      <w:r>
+        <w:t>A reminder has been sent, a payment plan registered, a debt collection agency engaged, or no action was needed.</w:t>
+      </w:r>
+    </w:p>
+    <w:p>
+      <w:r>
+        <w:br w:type="page"/>
+      </w:r>
+    </w:p>
+    <w:p>
+      <w:pPr>
+        <w:pStyle w:val="Heading2"/>
+      </w:pPr>
+      <w:bookmarkStart w:id="19" w:name="_Toc244204509"/>
+      <w:r>
+        <w:lastRenderedPageBreak/>
+        <w:t>UC19 Register payment</w:t>
+      </w:r>
+      <w:bookmarkEnd w:id="19"/>
+    </w:p>
+    <w:p>
+      <w:pPr>
+        <w:pStyle w:val="ListParagraph"/>
+        <w:numPr>
+          <w:ilvl w:val="0"/>
+          <w:numId w:val="20"/>
+        </w:numPr>
+      </w:pPr>
+      <w:r>
+        <w:rPr>
+          <w:b/>
+        </w:rPr>
+        <w:t>Use Case name</w:t>
+      </w:r>
+    </w:p>
+    <w:p>
+      <w:pPr>
+        <w:pStyle w:val="ListParagraph"/>
+      </w:pPr>
+      <w:r>
+        <w:t>Register payment</w:t>
+      </w:r>
+    </w:p>
+    <w:p>
+      <w:pPr>
+        <w:pStyle w:val="ListParagraph"/>
+        <w:numPr>
+          <w:ilvl w:val="0"/>
+          <w:numId w:val="20"/>
+        </w:numPr>
+      </w:pPr>
+      <w:r>
+        <w:rPr>
+          <w:b/>
+        </w:rPr>
+        <w:t>Brief summary</w:t>
+      </w:r>
+    </w:p>
+    <w:p>
+      <w:pPr>
+        <w:pStyle w:val="ListParagraph"/>
+      </w:pPr>
+      <w:r>
+        <w:t>The administration employee registers a received payment for an invoice.</w:t>
+      </w:r>
+    </w:p>
+    <w:p>
+      <w:pPr>
+        <w:pStyle w:val="ListParagraph"/>
+        <w:numPr>
+          <w:ilvl w:val="0"/>
+          <w:numId w:val="20"/>
+        </w:numPr>
+      </w:pPr>
+      <w:r>
+        <w:rPr>
+          <w:b/>
+        </w:rPr>
+        <w:t>Actors</w:t>
+      </w:r>
+    </w:p>
+    <w:p>
+      <w:pPr>
+        <w:pStyle w:val="ListParagraph"/>
+      </w:pPr>
+      <w:r>
         <w:t>Administration Employee</w:t>
       </w:r>
     </w:p>
@@ -3529,7 +5319,7 @@
         <w:pStyle w:val="ListParagraph"/>
         <w:numPr>
           <w:ilvl w:val="0"/>
-          <w:numId w:val="18"/>
+          <w:numId w:val="20"/>
         </w:numPr>
       </w:pPr>
       <w:r>
@@ -3544,15 +5334,15 @@
         <w:pStyle w:val="ListParagraph"/>
       </w:pPr>
       <w:r>
-        <w:t>The administration employee is logged in.</w:t>
-      </w:r>
-    </w:p>
-    <w:p>
-      <w:pPr>
-        <w:pStyle w:val="ListParagraph"/>
-        <w:numPr>
-          <w:ilvl w:val="0"/>
-          <w:numId w:val="18"/>
+        <w:t>The administration employee is logged in. The invoice is outstanding.</w:t>
+      </w:r>
+    </w:p>
+    <w:p>
+      <w:pPr>
+        <w:pStyle w:val="ListParagraph"/>
+        <w:numPr>
+          <w:ilvl w:val="0"/>
+          <w:numId w:val="20"/>
         </w:numPr>
       </w:pPr>
       <w:r>
@@ -3565,19 +5355,48 @@
     <w:p>
       <w:pPr>
         <w:pStyle w:val="ListParagraph"/>
-      </w:pPr>
-      <w:r>
-        <w:t>[image: AD UC17 View delivered orders]</w:t>
-      </w:r>
-    </w:p>
-    <w:p>
-      <w:pPr>
-        <w:pStyle w:val="ListParagraph"/>
-        <w:numPr>
-          <w:ilvl w:val="0"/>
-          <w:numId w:val="18"/>
-        </w:numPr>
-      </w:pPr>
+        <w:numPr>
+          <w:ilvl w:val="0"/>
+          <w:numId w:val="20"/>
+        </w:numPr>
+      </w:pPr>
+      <w:r>
+        <w:drawing>
+          <wp:inline distT="0" distB="0" distL="0" distR="0" wp14:anchorId="5153B5E6" wp14:editId="3FF6D5DC">
+            <wp:extent cx="4816549" cy="5112446"/>
+            <wp:effectExtent l="0" t="0" r="3175" b="0"/>
+            <wp:docPr id="252690491" name="Picture 1" descr="The diagram illustrates an administrative process for managing employee invoice payments, verifying amounts, updating customer revenue, and handling outstanding invoices.&#10;&#10;AI-generated content may be incorrect."/>
+            <wp:cNvGraphicFramePr>
+              <a:graphicFrameLocks xmlns:a="http://schemas.openxmlformats.org/drawingml/2006/main" noChangeAspect="1"/>
+            </wp:cNvGraphicFramePr>
+            <a:graphic xmlns:a="http://schemas.openxmlformats.org/drawingml/2006/main">
+              <a:graphicData uri="http://schemas.openxmlformats.org/drawingml/2006/picture">
+                <pic:pic xmlns:pic="http://schemas.openxmlformats.org/drawingml/2006/picture">
+                  <pic:nvPicPr>
+                    <pic:cNvPr id="252690491" name="Picture 1" descr="The diagram illustrates an administrative process for managing employee invoice payments, verifying amounts, updating customer revenue, and handling outstanding invoices.&#10;&#10;AI-generated content may be incorrect."/>
+                    <pic:cNvPicPr/>
+                  </pic:nvPicPr>
+                  <pic:blipFill>
+                    <a:blip r:embed="rId24"/>
+                    <a:stretch>
+                      <a:fillRect/>
+                    </a:stretch>
+                  </pic:blipFill>
+                  <pic:spPr>
+                    <a:xfrm>
+                      <a:off x="0" y="0"/>
+                      <a:ext cx="4822241" cy="5118488"/>
+                    </a:xfrm>
+                    <a:prstGeom prst="rect">
+                      <a:avLst/>
+                    </a:prstGeom>
+                  </pic:spPr>
+                </pic:pic>
+              </a:graphicData>
+            </a:graphic>
+          </wp:inline>
+        </w:drawing>
+      </w:r>
       <w:r>
         <w:rPr>
           <w:b/>
@@ -3590,36 +5409,15 @@
         <w:pStyle w:val="ListParagraph"/>
       </w:pPr>
       <w:r>
-        <w:t xml:space="preserve">There are no </w:t>
-      </w:r>
-      <w:proofErr w:type="gramStart"/>
-      <w:r>
-        <w:t xml:space="preserve">delivered, </w:t>
-      </w:r>
-      <w:proofErr w:type="spellStart"/>
-      <w:r>
-        <w:t>uninvoiced</w:t>
-      </w:r>
-      <w:proofErr w:type="spellEnd"/>
-      <w:proofErr w:type="gramEnd"/>
-      <w:r>
-        <w:t xml:space="preserve"> </w:t>
-      </w:r>
-      <w:proofErr w:type="gramStart"/>
-      <w:r>
-        <w:t>orders</w:t>
-      </w:r>
-      <w:proofErr w:type="gramEnd"/>
-      <w:r>
-        <w:t>: the system shows a message.</w:t>
-      </w:r>
-    </w:p>
-    <w:p>
-      <w:pPr>
-        <w:pStyle w:val="ListParagraph"/>
-        <w:numPr>
-          <w:ilvl w:val="0"/>
-          <w:numId w:val="18"/>
+        <w:t>The amount does not equal the invoice amount: the system reports that partial payment is not possible.</w:t>
+      </w:r>
+    </w:p>
+    <w:p>
+      <w:pPr>
+        <w:pStyle w:val="ListParagraph"/>
+        <w:numPr>
+          <w:ilvl w:val="0"/>
+          <w:numId w:val="20"/>
         </w:numPr>
       </w:pPr>
       <w:r>
@@ -3634,382 +5432,7 @@
         <w:pStyle w:val="ListParagraph"/>
       </w:pPr>
       <w:r>
-        <w:t>The order lines and extra costs of the selected order have been shown.</w:t>
-      </w:r>
-    </w:p>
-    <w:p>
-      <w:pPr>
-        <w:pStyle w:val="Heading2"/>
-      </w:pPr>
-      <w:r>
-        <w:t>UC18 View outstanding invoices</w:t>
-      </w:r>
-    </w:p>
-    <w:p>
-      <w:pPr>
-        <w:pStyle w:val="ListParagraph"/>
-        <w:numPr>
-          <w:ilvl w:val="0"/>
-          <w:numId w:val="19"/>
-        </w:numPr>
-      </w:pPr>
-      <w:r>
-        <w:rPr>
-          <w:b/>
-        </w:rPr>
-        <w:t>Use Case name</w:t>
-      </w:r>
-    </w:p>
-    <w:p>
-      <w:pPr>
-        <w:pStyle w:val="ListParagraph"/>
-      </w:pPr>
-      <w:r>
-        <w:t>View outstanding invoices</w:t>
-      </w:r>
-    </w:p>
-    <w:p>
-      <w:pPr>
-        <w:pStyle w:val="ListParagraph"/>
-        <w:numPr>
-          <w:ilvl w:val="0"/>
-          <w:numId w:val="19"/>
-        </w:numPr>
-      </w:pPr>
-      <w:proofErr w:type="gramStart"/>
-      <w:r>
-        <w:rPr>
-          <w:b/>
-        </w:rPr>
-        <w:t>Brief summary</w:t>
-      </w:r>
-      <w:proofErr w:type="gramEnd"/>
-    </w:p>
-    <w:p>
-      <w:pPr>
-        <w:pStyle w:val="ListParagraph"/>
-      </w:pPr>
-      <w:r>
-        <w:t xml:space="preserve">The administration employee views unpaid invoices and </w:t>
-      </w:r>
-      <w:proofErr w:type="gramStart"/>
-      <w:r>
-        <w:t>takes action</w:t>
-      </w:r>
-      <w:proofErr w:type="gramEnd"/>
-      <w:r>
-        <w:t xml:space="preserve"> based on how long they have been open: a reminder, a payment plan or the debt collection agency.</w:t>
-      </w:r>
-    </w:p>
-    <w:p>
-      <w:pPr>
-        <w:pStyle w:val="ListParagraph"/>
-        <w:numPr>
-          <w:ilvl w:val="0"/>
-          <w:numId w:val="19"/>
-        </w:numPr>
-      </w:pPr>
-      <w:r>
-        <w:rPr>
-          <w:b/>
-        </w:rPr>
-        <w:t>Actors</w:t>
-      </w:r>
-    </w:p>
-    <w:p>
-      <w:pPr>
-        <w:pStyle w:val="ListParagraph"/>
-      </w:pPr>
-      <w:r>
-        <w:t>Administration Employee, Customer</w:t>
-      </w:r>
-    </w:p>
-    <w:p>
-      <w:pPr>
-        <w:pStyle w:val="ListParagraph"/>
-        <w:numPr>
-          <w:ilvl w:val="0"/>
-          <w:numId w:val="19"/>
-        </w:numPr>
-      </w:pPr>
-      <w:r>
-        <w:rPr>
-          <w:b/>
-        </w:rPr>
-        <w:t>Assumptions (precondition)</w:t>
-      </w:r>
-    </w:p>
-    <w:p>
-      <w:pPr>
-        <w:pStyle w:val="ListParagraph"/>
-      </w:pPr>
-      <w:r>
-        <w:t>The administration employee is logged in.</w:t>
-      </w:r>
-    </w:p>
-    <w:p>
-      <w:pPr>
-        <w:pStyle w:val="ListParagraph"/>
-        <w:numPr>
-          <w:ilvl w:val="0"/>
-          <w:numId w:val="19"/>
-        </w:numPr>
-      </w:pPr>
-      <w:r>
-        <w:rPr>
-          <w:b/>
-        </w:rPr>
-        <w:t>Description (step-by-step plan)</w:t>
-      </w:r>
-    </w:p>
-    <w:p>
-      <w:pPr>
-        <w:pStyle w:val="ListParagraph"/>
-      </w:pPr>
-      <w:r>
-        <w:t>[image: AD UC18 View outstanding invoices]</w:t>
-      </w:r>
-    </w:p>
-    <w:p>
-      <w:pPr>
-        <w:pStyle w:val="ListParagraph"/>
-        <w:numPr>
-          <w:ilvl w:val="0"/>
-          <w:numId w:val="19"/>
-        </w:numPr>
-      </w:pPr>
-      <w:r>
-        <w:rPr>
-          <w:b/>
-        </w:rPr>
-        <w:t>Exception</w:t>
-      </w:r>
-    </w:p>
-    <w:p>
-      <w:pPr>
-        <w:pStyle w:val="ListParagraph"/>
-      </w:pPr>
-      <w:r>
-        <w:t xml:space="preserve">The customer does not accept the payment plan: a debt collection agency is </w:t>
-      </w:r>
-      <w:proofErr w:type="gramStart"/>
-      <w:r>
-        <w:t>registered</w:t>
-      </w:r>
-      <w:proofErr w:type="gramEnd"/>
-      <w:r>
-        <w:t xml:space="preserve"> and the customer is blocked from new orders.</w:t>
-      </w:r>
-    </w:p>
-    <w:p>
-      <w:pPr>
-        <w:pStyle w:val="ListParagraph"/>
-        <w:numPr>
-          <w:ilvl w:val="0"/>
-          <w:numId w:val="19"/>
-        </w:numPr>
-      </w:pPr>
-      <w:r>
-        <w:rPr>
-          <w:b/>
-        </w:rPr>
-        <w:t>Result (postcondition)</w:t>
-      </w:r>
-    </w:p>
-    <w:p>
-      <w:pPr>
-        <w:pStyle w:val="ListParagraph"/>
-      </w:pPr>
-      <w:r>
-        <w:t>A reminder has been sent, a payment plan registered, a debt collection agency engaged, or no action was needed.</w:t>
-      </w:r>
-    </w:p>
-    <w:p>
-      <w:pPr>
-        <w:pStyle w:val="Heading2"/>
-      </w:pPr>
-      <w:r>
-        <w:t>UC19 Register payment</w:t>
-      </w:r>
-    </w:p>
-    <w:p>
-      <w:pPr>
-        <w:pStyle w:val="ListParagraph"/>
-        <w:numPr>
-          <w:ilvl w:val="0"/>
-          <w:numId w:val="20"/>
-        </w:numPr>
-      </w:pPr>
-      <w:r>
-        <w:rPr>
-          <w:b/>
-        </w:rPr>
-        <w:t>Use Case name</w:t>
-      </w:r>
-    </w:p>
-    <w:p>
-      <w:pPr>
-        <w:pStyle w:val="ListParagraph"/>
-      </w:pPr>
-      <w:r>
-        <w:t>Register payment</w:t>
-      </w:r>
-    </w:p>
-    <w:p>
-      <w:pPr>
-        <w:pStyle w:val="ListParagraph"/>
-        <w:numPr>
-          <w:ilvl w:val="0"/>
-          <w:numId w:val="20"/>
-        </w:numPr>
-      </w:pPr>
-      <w:proofErr w:type="gramStart"/>
-      <w:r>
-        <w:rPr>
-          <w:b/>
-        </w:rPr>
-        <w:t>Brief summary</w:t>
-      </w:r>
-      <w:proofErr w:type="gramEnd"/>
-    </w:p>
-    <w:p>
-      <w:pPr>
-        <w:pStyle w:val="ListParagraph"/>
-      </w:pPr>
-      <w:r>
-        <w:t>The administration employee registers a received payment for an invoice.</w:t>
-      </w:r>
-    </w:p>
-    <w:p>
-      <w:pPr>
-        <w:pStyle w:val="ListParagraph"/>
-        <w:numPr>
-          <w:ilvl w:val="0"/>
-          <w:numId w:val="20"/>
-        </w:numPr>
-      </w:pPr>
-      <w:r>
-        <w:rPr>
-          <w:b/>
-        </w:rPr>
-        <w:t>Actors</w:t>
-      </w:r>
-    </w:p>
-    <w:p>
-      <w:pPr>
-        <w:pStyle w:val="ListParagraph"/>
-      </w:pPr>
-      <w:r>
-        <w:lastRenderedPageBreak/>
-        <w:t>Administration Employee</w:t>
-      </w:r>
-    </w:p>
-    <w:p>
-      <w:pPr>
-        <w:pStyle w:val="ListParagraph"/>
-        <w:numPr>
-          <w:ilvl w:val="0"/>
-          <w:numId w:val="20"/>
-        </w:numPr>
-      </w:pPr>
-      <w:r>
-        <w:rPr>
-          <w:b/>
-        </w:rPr>
-        <w:t>Assumptions (precondition)</w:t>
-      </w:r>
-    </w:p>
-    <w:p>
-      <w:pPr>
-        <w:pStyle w:val="ListParagraph"/>
-      </w:pPr>
-      <w:r>
-        <w:t>The administration employee is logged in. The invoice is outstanding.</w:t>
-      </w:r>
-    </w:p>
-    <w:p>
-      <w:pPr>
-        <w:pStyle w:val="ListParagraph"/>
-        <w:numPr>
-          <w:ilvl w:val="0"/>
-          <w:numId w:val="20"/>
-        </w:numPr>
-      </w:pPr>
-      <w:r>
-        <w:rPr>
-          <w:b/>
-        </w:rPr>
-        <w:t>Description (step-by-step plan)</w:t>
-      </w:r>
-    </w:p>
-    <w:p>
-      <w:pPr>
-        <w:pStyle w:val="ListParagraph"/>
-      </w:pPr>
-      <w:r>
-        <w:t>[image: AD UC19 Register payment]</w:t>
-      </w:r>
-    </w:p>
-    <w:p>
-      <w:pPr>
-        <w:pStyle w:val="ListParagraph"/>
-        <w:numPr>
-          <w:ilvl w:val="0"/>
-          <w:numId w:val="20"/>
-        </w:numPr>
-      </w:pPr>
-      <w:r>
-        <w:rPr>
-          <w:b/>
-        </w:rPr>
-        <w:t>Exception</w:t>
-      </w:r>
-    </w:p>
-    <w:p>
-      <w:pPr>
-        <w:pStyle w:val="ListParagraph"/>
-      </w:pPr>
-      <w:r>
-        <w:t>The amount does not equal the invoice amount: the system reports that partial payment is not possible.</w:t>
-      </w:r>
-    </w:p>
-    <w:p>
-      <w:pPr>
-        <w:pStyle w:val="ListParagraph"/>
-        <w:numPr>
-          <w:ilvl w:val="0"/>
-          <w:numId w:val="20"/>
-        </w:numPr>
-      </w:pPr>
-      <w:r>
-        <w:rPr>
-          <w:b/>
-        </w:rPr>
-        <w:t>Result (postcondition)</w:t>
-      </w:r>
-    </w:p>
-    <w:p>
-      <w:pPr>
-        <w:pStyle w:val="ListParagraph"/>
-      </w:pPr>
-      <w:r>
-        <w:t xml:space="preserve">The invoice is set to </w:t>
-      </w:r>
-      <w:proofErr w:type="gramStart"/>
-      <w:r>
-        <w:t>paid</w:t>
-      </w:r>
-      <w:proofErr w:type="gramEnd"/>
-      <w:r>
-        <w:t xml:space="preserve">, the amount is added to the customer's annual </w:t>
-      </w:r>
-      <w:proofErr w:type="gramStart"/>
-      <w:r>
-        <w:t>revenue</w:t>
-      </w:r>
-      <w:proofErr w:type="gramEnd"/>
-      <w:r>
-        <w:t xml:space="preserve"> and any block has been lifted.</w:t>
+        <w:t>The invoice is set to paid, the amount is added to the customer's annual revenue and any block has been lifted.</w:t>
       </w:r>
     </w:p>
     <w:sectPr>
@@ -4373,7 +5796,7 @@
         <w:rFonts w:ascii="Calibri" w:eastAsia="Calibri" w:hAnsi="Calibri" w:cs="Calibri"/>
         <w:sz w:val="22"/>
         <w:szCs w:val="22"/>
-        <w:lang w:val="en-US" w:bidi="ar-SA"/>
+        <w:lang w:val="en-US" w:eastAsia="en-NL" w:bidi="ar-SA"/>
       </w:rPr>
     </w:rPrDefault>
     <w:pPrDefault>
@@ -4953,6 +6376,7 @@
   </w:style>
   <w:style w:type="character" w:styleId="Hyperlink">
     <w:name w:val="Hyperlink"/>
+    <w:uiPriority w:val="99"/>
     <w:rPr>
       <w:color w:val="0563C1"/>
       <w:u w:val="single"/>
@@ -5033,6 +6457,52 @@
     <w:link w:val="Footer"/>
     <w:uiPriority w:val="99"/>
     <w:rsid w:val="008460BF"/>
+  </w:style>
+  <w:style w:type="paragraph" w:styleId="TOCHeading">
+    <w:name w:val="TOC Heading"/>
+    <w:basedOn w:val="Heading1"/>
+    <w:next w:val="Normal"/>
+    <w:uiPriority w:val="39"/>
+    <w:unhideWhenUsed/>
+    <w:qFormat/>
+    <w:rsid w:val="004F60C1"/>
+    <w:pPr>
+      <w:keepLines/>
+      <w:spacing w:before="240" w:after="0"/>
+      <w:outlineLvl w:val="9"/>
+    </w:pPr>
+    <w:rPr>
+      <w:rFonts w:asciiTheme="majorHAnsi" w:eastAsiaTheme="majorEastAsia" w:hAnsiTheme="majorHAnsi" w:cstheme="majorBidi"/>
+      <w:b w:val="0"/>
+      <w:color w:val="0F4761" w:themeColor="accent1" w:themeShade="BF"/>
+      <w:szCs w:val="32"/>
+      <w:lang w:val="en-NL"/>
+    </w:rPr>
+  </w:style>
+  <w:style w:type="paragraph" w:styleId="TOC1">
+    <w:name w:val="toc 1"/>
+    <w:basedOn w:val="Normal"/>
+    <w:next w:val="Normal"/>
+    <w:autoRedefine/>
+    <w:uiPriority w:val="39"/>
+    <w:unhideWhenUsed/>
+    <w:rsid w:val="004F60C1"/>
+    <w:pPr>
+      <w:spacing w:after="100"/>
+    </w:pPr>
+  </w:style>
+  <w:style w:type="paragraph" w:styleId="TOC2">
+    <w:name w:val="toc 2"/>
+    <w:basedOn w:val="Normal"/>
+    <w:next w:val="Normal"/>
+    <w:autoRedefine/>
+    <w:uiPriority w:val="39"/>
+    <w:unhideWhenUsed/>
+    <w:rsid w:val="004F60C1"/>
+    <w:pPr>
+      <w:spacing w:after="100"/>
+      <w:ind w:left="220"/>
+    </w:pPr>
   </w:style>
 </w:styles>
 </file>

--- a/Documentation/Architecture/uml/Timaflu Use Case Beschrijvingen.docx
+++ b/Documentation/Architecture/uml/Timaflu Use Case Beschrijvingen.docx
@@ -1699,8 +1699,7 @@
         <w:pStyle w:val="ListParagraph"/>
       </w:pPr>
       <w:r>
-        <w:lastRenderedPageBreak/>
-        <w:t>The purchasing employee reorders a product. The system selects the cheapest manufacturer and sends the order. If the order is rejected, the system tries the next cheapest manufacturer.</w:t>
+        <w:t>The purchasing employee checks the products below minimum stock, selects the cheapest manufacturer and contacts that manufacturer to place a purchase order. If the manufacturer cannot deliver, the employee contacts the next cheapest one. Only a confirmed order is recorded in the system.</w:t>
       </w:r>
     </w:p>
     <w:p>
@@ -1827,7 +1826,7 @@
         <w:pStyle w:val="ListParagraph"/>
       </w:pPr>
       <w:r>
-        <w:t>No manufacturer accepts the order: the system reports this and removes the product from the internal order list.</w:t>
+        <w:t>If no manufacturer can deliver, the purchasing employee removes the product from the internal reorder list and informs the team. The system does not contact manufacturers automatically.</w:t>
       </w:r>
     </w:p>
     <w:p>
@@ -1850,7 +1849,7 @@
         <w:pStyle w:val="ListParagraph"/>
       </w:pPr>
       <w:r>
-        <w:t>A purchase order has been registered with a manufacturer, or the product has been removed from the internal order list.</w:t>
+        <w:t>A manually confirmed purchase order is recorded, or the purchasing employee notes that no manufacturer can deliver.</w:t>
       </w:r>
     </w:p>
     <w:p>
@@ -2123,7 +2122,7 @@
         <w:pStyle w:val="ListParagraph"/>
       </w:pPr>
       <w:r>
-        <w:t>An employee looks up a product and sees the available stock and locations. If there is not enough stock, a backorder is registered.</w:t>
+        <w:t>The sales employee searches for a medicine and compares the requested quantity with physically available stock minus stock reserved for existing customer orders. If there is a shortage, the employee is informed. Any backorder is handled in the subsequent order-entry process.</w:t>
       </w:r>
     </w:p>
     <w:p>
@@ -2250,7 +2249,7 @@
         <w:pStyle w:val="ListParagraph"/>
       </w:pPr>
       <w:r>
-        <w:t>Product not found: the system shows a message. Requested quantity exceeds available stock: a backorder is registered.</w:t>
+        <w:t>Product not found: the system shows a message. Requested quantity exceeds available stock: the employee receives a shortage warning; no unconfirmed customer order is stored.</w:t>
       </w:r>
     </w:p>
     <w:p>
@@ -2273,7 +2272,7 @@
         <w:pStyle w:val="ListParagraph"/>
       </w:pPr>
       <w:r>
-        <w:t>The available stock and locations have been shown, and a backorder may have been registered.</w:t>
+        <w:t>The physical stock, reserved quantity and available stock are shown. The availability check does not itself create orders or reservations.</w:t>
       </w:r>
     </w:p>
     <w:p>
@@ -2490,7 +2489,7 @@
         <w:pStyle w:val="ListParagraph"/>
       </w:pPr>
       <w:r>
-        <w:t>The order has been saved with an order number, reserved stock and a delivery time, or the order has been cancelled.</w:t>
+        <w:t>After customer approval and a transaction-safe final stock check, the order and its order lines are saved, available items are reserved, and a delivery date and part of day are recorded. If the customer declines, no reservation is created.</w:t>
       </w:r>
     </w:p>
     <w:p>
